--- a/docs/answers/as-introductiontovectors.docx
+++ b/docs/answers/as-introductiontovectors.docx
@@ -52,7 +52,7 @@
         </w:rPr>
         <w:t xml:space="preserve"> </w:t>
       </w:r>
-      <w:hyperlink r:id="rId20">
+      <w:hyperlink r:id="rId9">
         <w:r>
           <w:rPr>
             <w:rStyle w:val="Hyperlink"/>
@@ -82,7 +82,7 @@
         <w:t xml:space="preserve">Please attempt the questions before reading these answers!</w:t>
       </w:r>
     </w:p>
-    <w:bookmarkStart w:id="21" w:name="q1"/>
+    <w:bookmarkStart w:id="10" w:name="q1"/>
     <w:p>
       <w:pPr>
         <w:pStyle w:val="Heading2"/>
@@ -102,22 +102,160 @@
         <w:t xml:space="preserve"> </w:t>
       </w:r>
       <m:oMath>
-        <m:d>
-          <m:dPr>
-            <m:begChr m:val="|"/>
-            <m:sepChr m:val=""/>
-            <m:endChr m:val="|"/>
-            <m:grow/>
-          </m:dPr>
+        <m:r>
+          <m:rPr>
+            <m:sty m:val="p"/>
+          </m:rPr>
+          <m:t>|</m:t>
+        </m:r>
+        <m:r>
+          <m:rPr>
+            <m:sty m:val="b"/>
+          </m:rPr>
+          <m:t>a</m:t>
+        </m:r>
+        <m:r>
+          <m:rPr>
+            <m:sty m:val="p"/>
+          </m:rPr>
+          <m:t>|</m:t>
+        </m:r>
+        <m:r>
+          <m:rPr>
+            <m:sty m:val="p"/>
+          </m:rPr>
+          <m:t>=</m:t>
+        </m:r>
+        <m:rad>
+          <m:radPr>
+            <m:degHide m:val="on"/>
+          </m:radPr>
+          <m:deg/>
           <m:e>
             <m:r>
               <m:rPr>
-                <m:sty m:val="b"/>
-              </m:rPr>
-              <m:t>a</m:t>
-            </m:r>
+                <m:sty m:val="p"/>
+              </m:rPr>
+              <m:t>(</m:t>
+            </m:r>
+            <m:r>
+              <m:rPr>
+                <m:sty m:val="p"/>
+              </m:rPr>
+              <m:t>−</m:t>
+            </m:r>
+            <m:r>
+              <m:t>1</m:t>
+            </m:r>
+            <m:sSup>
+              <m:e>
+                <m:r>
+                  <m:rPr>
+                    <m:sty m:val="p"/>
+                  </m:rPr>
+                  <m:t>)</m:t>
+                </m:r>
+              </m:e>
+              <m:sup>
+                <m:r>
+                  <m:t>2</m:t>
+                </m:r>
+              </m:sup>
+            </m:sSup>
+            <m:r>
+              <m:rPr>
+                <m:sty m:val="p"/>
+              </m:rPr>
+              <m:t>+</m:t>
+            </m:r>
+            <m:sSup>
+              <m:e>
+                <m:r>
+                  <m:t>3</m:t>
+                </m:r>
+              </m:e>
+              <m:sup>
+                <m:r>
+                  <m:t>2</m:t>
+                </m:r>
+              </m:sup>
+            </m:sSup>
           </m:e>
-        </m:d>
+        </m:rad>
+        <m:r>
+          <m:rPr>
+            <m:sty m:val="p"/>
+          </m:rPr>
+          <m:t>=</m:t>
+        </m:r>
+        <m:rad>
+          <m:radPr>
+            <m:degHide m:val="on"/>
+          </m:radPr>
+          <m:deg/>
+          <m:e>
+            <m:r>
+              <m:t>1</m:t>
+            </m:r>
+            <m:r>
+              <m:rPr>
+                <m:sty m:val="p"/>
+              </m:rPr>
+              <m:t>+</m:t>
+            </m:r>
+            <m:r>
+              <m:t>9</m:t>
+            </m:r>
+          </m:e>
+        </m:rad>
+        <m:r>
+          <m:rPr>
+            <m:sty m:val="p"/>
+          </m:rPr>
+          <m:t>=</m:t>
+        </m:r>
+        <m:rad>
+          <m:radPr>
+            <m:degHide m:val="on"/>
+          </m:radPr>
+          <m:deg/>
+          <m:e>
+            <m:r>
+              <m:t>10</m:t>
+            </m:r>
+          </m:e>
+        </m:rad>
+      </m:oMath>
+    </w:p>
+    <w:p>
+      <w:pPr>
+        <w:pStyle w:val="BodyText"/>
+      </w:pPr>
+      <w:r>
+        <w:t xml:space="preserve">1.2.</w:t>
+      </w:r>
+      <w:r>
+        <w:t xml:space="preserve"> </w:t>
+      </w:r>
+      <m:oMath>
+        <m:r>
+          <m:rPr>
+            <m:sty m:val="p"/>
+          </m:rPr>
+          <m:t>|</m:t>
+        </m:r>
+        <m:r>
+          <m:rPr>
+            <m:sty m:val="b"/>
+          </m:rPr>
+          <m:t>b</m:t>
+        </m:r>
+        <m:r>
+          <m:rPr>
+            <m:sty m:val="p"/>
+          </m:rPr>
+          <m:t>|</m:t>
+        </m:r>
         <m:r>
           <m:rPr>
             <m:sty m:val="p"/>
@@ -132,25 +270,9 @@
           <m:e>
             <m:sSup>
               <m:e>
-                <m:d>
-                  <m:dPr>
-                    <m:begChr m:val="("/>
-                    <m:sepChr m:val=""/>
-                    <m:endChr m:val=")"/>
-                    <m:grow/>
-                  </m:dPr>
-                  <m:e>
-                    <m:r>
-                      <m:rPr>
-                        <m:sty m:val="p"/>
-                      </m:rPr>
-                      <m:t>−</m:t>
-                    </m:r>
-                    <m:r>
-                      <m:t>1</m:t>
-                    </m:r>
-                  </m:e>
-                </m:d>
+                <m:r>
+                  <m:t>2</m:t>
+                </m:r>
               </m:e>
               <m:sup>
                 <m:r>
@@ -167,7 +289,25 @@
             <m:sSup>
               <m:e>
                 <m:r>
-                  <m:t>3</m:t>
+                  <m:t>4</m:t>
+                </m:r>
+              </m:e>
+              <m:sup>
+                <m:r>
+                  <m:t>2</m:t>
+                </m:r>
+              </m:sup>
+            </m:sSup>
+            <m:r>
+              <m:rPr>
+                <m:sty m:val="p"/>
+              </m:rPr>
+              <m:t>+</m:t>
+            </m:r>
+            <m:sSup>
+              <m:e>
+                <m:r>
+                  <m:t>6</m:t>
                 </m:r>
               </m:e>
               <m:sup>
@@ -191,7 +331,7 @@
           <m:deg/>
           <m:e>
             <m:r>
-              <m:t>1</m:t>
+              <m:t>4</m:t>
             </m:r>
             <m:r>
               <m:rPr>
@@ -200,7 +340,16 @@
               <m:t>+</m:t>
             </m:r>
             <m:r>
-              <m:t>9</m:t>
+              <m:t>16</m:t>
+            </m:r>
+            <m:r>
+              <m:rPr>
+                <m:sty m:val="p"/>
+              </m:rPr>
+              <m:t>+</m:t>
+            </m:r>
+            <m:r>
+              <m:t>36</m:t>
             </m:r>
           </m:e>
         </m:rad>
@@ -217,7 +366,27 @@
           <m:deg/>
           <m:e>
             <m:r>
-              <m:t>10</m:t>
+              <m:t>56</m:t>
+            </m:r>
+          </m:e>
+        </m:rad>
+        <m:r>
+          <m:rPr>
+            <m:sty m:val="p"/>
+          </m:rPr>
+          <m:t>=</m:t>
+        </m:r>
+        <m:r>
+          <m:t>2</m:t>
+        </m:r>
+        <m:rad>
+          <m:radPr>
+            <m:degHide m:val="on"/>
+          </m:radPr>
+          <m:deg/>
+          <m:e>
+            <m:r>
+              <m:t>14</m:t>
             </m:r>
           </m:e>
         </m:rad>
@@ -228,28 +397,30 @@
         <w:pStyle w:val="BodyText"/>
       </w:pPr>
       <w:r>
-        <w:t xml:space="preserve">1.2.</w:t>
+        <w:t xml:space="preserve">1.3.</w:t>
       </w:r>
       <w:r>
         <w:t xml:space="preserve"> </w:t>
       </w:r>
       <m:oMath>
-        <m:d>
-          <m:dPr>
-            <m:begChr m:val="|"/>
-            <m:sepChr m:val=""/>
-            <m:endChr m:val="|"/>
-            <m:grow/>
-          </m:dPr>
-          <m:e>
-            <m:r>
-              <m:rPr>
-                <m:sty m:val="b"/>
-              </m:rPr>
-              <m:t>b</m:t>
-            </m:r>
-          </m:e>
-        </m:d>
+        <m:r>
+          <m:rPr>
+            <m:sty m:val="p"/>
+          </m:rPr>
+          <m:t>|</m:t>
+        </m:r>
+        <m:r>
+          <m:rPr>
+            <m:sty m:val="b"/>
+          </m:rPr>
+          <m:t>c</m:t>
+        </m:r>
+        <m:r>
+          <m:rPr>
+            <m:sty m:val="p"/>
+          </m:rPr>
+          <m:t>|</m:t>
+        </m:r>
         <m:r>
           <m:rPr>
             <m:sty m:val="p"/>
@@ -265,7 +436,7 @@
             <m:sSup>
               <m:e>
                 <m:r>
-                  <m:t>2</m:t>
+                  <m:t>1</m:t>
                 </m:r>
               </m:e>
               <m:sup>
@@ -280,10 +451,28 @@
               </m:rPr>
               <m:t>+</m:t>
             </m:r>
+            <m:r>
+              <m:rPr>
+                <m:sty m:val="p"/>
+              </m:rPr>
+              <m:t>(</m:t>
+            </m:r>
+            <m:r>
+              <m:rPr>
+                <m:sty m:val="p"/>
+              </m:rPr>
+              <m:t>−</m:t>
+            </m:r>
+            <m:r>
+              <m:t>1</m:t>
+            </m:r>
             <m:sSup>
               <m:e>
                 <m:r>
-                  <m:t>4</m:t>
+                  <m:rPr>
+                    <m:sty m:val="p"/>
+                  </m:rPr>
+                  <m:t>)</m:t>
                 </m:r>
               </m:e>
               <m:sup>
@@ -301,7 +490,7 @@
             <m:sSup>
               <m:e>
                 <m:r>
-                  <m:t>6</m:t>
+                  <m:t>4</m:t>
                 </m:r>
               </m:e>
               <m:sup>
@@ -325,7 +514,7 @@
           <m:deg/>
           <m:e>
             <m:r>
-              <m:t>4</m:t>
+              <m:t>1</m:t>
             </m:r>
             <m:r>
               <m:rPr>
@@ -334,16 +523,16 @@
               <m:t>+</m:t>
             </m:r>
             <m:r>
+              <m:t>1</m:t>
+            </m:r>
+            <m:r>
+              <m:rPr>
+                <m:sty m:val="p"/>
+              </m:rPr>
+              <m:t>+</m:t>
+            </m:r>
+            <m:r>
               <m:t>16</m:t>
-            </m:r>
-            <m:r>
-              <m:rPr>
-                <m:sty m:val="p"/>
-              </m:rPr>
-              <m:t>+</m:t>
-            </m:r>
-            <m:r>
-              <m:t>36</m:t>
             </m:r>
           </m:e>
         </m:rad>
@@ -360,7 +549,7 @@
           <m:deg/>
           <m:e>
             <m:r>
-              <m:t>56</m:t>
+              <m:t>18</m:t>
             </m:r>
           </m:e>
         </m:rad>
@@ -371,7 +560,7 @@
           <m:t>=</m:t>
         </m:r>
         <m:r>
-          <m:t>2</m:t>
+          <m:t>3</m:t>
         </m:r>
         <m:rad>
           <m:radPr>
@@ -380,7 +569,7 @@
           <m:deg/>
           <m:e>
             <m:r>
-              <m:t>14</m:t>
+              <m:t>2</m:t>
             </m:r>
           </m:e>
         </m:rad>
@@ -391,28 +580,30 @@
         <w:pStyle w:val="BodyText"/>
       </w:pPr>
       <w:r>
-        <w:t xml:space="preserve">1.3.</w:t>
+        <w:t xml:space="preserve">1.4.</w:t>
       </w:r>
       <w:r>
         <w:t xml:space="preserve"> </w:t>
       </w:r>
       <m:oMath>
-        <m:d>
-          <m:dPr>
-            <m:begChr m:val="|"/>
-            <m:sepChr m:val=""/>
-            <m:endChr m:val="|"/>
-            <m:grow/>
-          </m:dPr>
-          <m:e>
-            <m:r>
-              <m:rPr>
-                <m:sty m:val="b"/>
-              </m:rPr>
-              <m:t>c</m:t>
-            </m:r>
-          </m:e>
-        </m:d>
+        <m:r>
+          <m:rPr>
+            <m:sty m:val="p"/>
+          </m:rPr>
+          <m:t>|</m:t>
+        </m:r>
+        <m:r>
+          <m:rPr>
+            <m:sty m:val="b"/>
+          </m:rPr>
+          <m:t>d</m:t>
+        </m:r>
+        <m:r>
+          <m:rPr>
+            <m:sty m:val="p"/>
+          </m:rPr>
+          <m:t>|</m:t>
+        </m:r>
         <m:r>
           <m:rPr>
             <m:sty m:val="p"/>
@@ -428,7 +619,7 @@
             <m:sSup>
               <m:e>
                 <m:r>
-                  <m:t>1</m:t>
+                  <m:t>5</m:t>
                 </m:r>
               </m:e>
               <m:sup>
@@ -443,27 +634,29 @@
               </m:rPr>
               <m:t>+</m:t>
             </m:r>
+            <m:r>
+              <m:rPr>
+                <m:sty m:val="p"/>
+              </m:rPr>
+              <m:t>(</m:t>
+            </m:r>
+            <m:r>
+              <m:rPr>
+                <m:sty m:val="p"/>
+              </m:rPr>
+              <m:t>−</m:t>
+            </m:r>
+            <m:r>
+              <m:t>2</m:t>
+            </m:r>
             <m:sSup>
               <m:e>
-                <m:d>
-                  <m:dPr>
-                    <m:begChr m:val="("/>
-                    <m:sepChr m:val=""/>
-                    <m:endChr m:val=")"/>
-                    <m:grow/>
-                  </m:dPr>
-                  <m:e>
-                    <m:r>
-                      <m:rPr>
-                        <m:sty m:val="p"/>
-                      </m:rPr>
-                      <m:t>−</m:t>
-                    </m:r>
-                    <m:r>
-                      <m:t>1</m:t>
-                    </m:r>
-                  </m:e>
-                </m:d>
+                <m:r>
+                  <m:rPr>
+                    <m:sty m:val="p"/>
+                  </m:rPr>
+                  <m:t>)</m:t>
+                </m:r>
               </m:e>
               <m:sup>
                 <m:r>
@@ -480,7 +673,7 @@
             <m:sSup>
               <m:e>
                 <m:r>
-                  <m:t>4</m:t>
+                  <m:t>1</m:t>
                 </m:r>
               </m:e>
               <m:sup>
@@ -504,25 +697,25 @@
           <m:deg/>
           <m:e>
             <m:r>
+              <m:t>25</m:t>
+            </m:r>
+            <m:r>
+              <m:rPr>
+                <m:sty m:val="p"/>
+              </m:rPr>
+              <m:t>+</m:t>
+            </m:r>
+            <m:r>
+              <m:t>4</m:t>
+            </m:r>
+            <m:r>
+              <m:rPr>
+                <m:sty m:val="p"/>
+              </m:rPr>
+              <m:t>+</m:t>
+            </m:r>
+            <m:r>
               <m:t>1</m:t>
-            </m:r>
-            <m:r>
-              <m:rPr>
-                <m:sty m:val="p"/>
-              </m:rPr>
-              <m:t>+</m:t>
-            </m:r>
-            <m:r>
-              <m:t>1</m:t>
-            </m:r>
-            <m:r>
-              <m:rPr>
-                <m:sty m:val="p"/>
-              </m:rPr>
-              <m:t>+</m:t>
-            </m:r>
-            <m:r>
-              <m:t>16</m:t>
             </m:r>
           </m:e>
         </m:rad>
@@ -539,27 +732,7 @@
           <m:deg/>
           <m:e>
             <m:r>
-              <m:t>18</m:t>
-            </m:r>
-          </m:e>
-        </m:rad>
-        <m:r>
-          <m:rPr>
-            <m:sty m:val="p"/>
-          </m:rPr>
-          <m:t>=</m:t>
-        </m:r>
-        <m:r>
-          <m:t>3</m:t>
-        </m:r>
-        <m:rad>
-          <m:radPr>
-            <m:degHide m:val="on"/>
-          </m:radPr>
-          <m:deg/>
-          <m:e>
-            <m:r>
-              <m:t>2</m:t>
+              <m:t>30</m:t>
             </m:r>
           </m:e>
         </m:rad>
@@ -570,28 +743,30 @@
         <w:pStyle w:val="BodyText"/>
       </w:pPr>
       <w:r>
-        <w:t xml:space="preserve">1.4.</w:t>
+        <w:t xml:space="preserve">1.5.</w:t>
       </w:r>
       <w:r>
         <w:t xml:space="preserve"> </w:t>
       </w:r>
       <m:oMath>
-        <m:d>
-          <m:dPr>
-            <m:begChr m:val="|"/>
-            <m:sepChr m:val=""/>
-            <m:endChr m:val="|"/>
-            <m:grow/>
-          </m:dPr>
-          <m:e>
-            <m:r>
-              <m:rPr>
-                <m:sty m:val="b"/>
-              </m:rPr>
-              <m:t>d</m:t>
-            </m:r>
-          </m:e>
-        </m:d>
+        <m:r>
+          <m:rPr>
+            <m:sty m:val="p"/>
+          </m:rPr>
+          <m:t>|</m:t>
+        </m:r>
+        <m:r>
+          <m:rPr>
+            <m:sty m:val="b"/>
+          </m:rPr>
+          <m:t>e</m:t>
+        </m:r>
+        <m:r>
+          <m:rPr>
+            <m:sty m:val="p"/>
+          </m:rPr>
+          <m:t>|</m:t>
+        </m:r>
         <m:r>
           <m:rPr>
             <m:sty m:val="p"/>
@@ -607,7 +782,7 @@
             <m:sSup>
               <m:e>
                 <m:r>
-                  <m:t>5</m:t>
+                  <m:t>2</m:t>
                 </m:r>
               </m:e>
               <m:sup>
@@ -622,27 +797,29 @@
               </m:rPr>
               <m:t>+</m:t>
             </m:r>
+            <m:r>
+              <m:rPr>
+                <m:sty m:val="p"/>
+              </m:rPr>
+              <m:t>(</m:t>
+            </m:r>
+            <m:r>
+              <m:rPr>
+                <m:sty m:val="p"/>
+              </m:rPr>
+              <m:t>−</m:t>
+            </m:r>
+            <m:r>
+              <m:t>1</m:t>
+            </m:r>
             <m:sSup>
               <m:e>
-                <m:d>
-                  <m:dPr>
-                    <m:begChr m:val="("/>
-                    <m:sepChr m:val=""/>
-                    <m:endChr m:val=")"/>
-                    <m:grow/>
-                  </m:dPr>
-                  <m:e>
-                    <m:r>
-                      <m:rPr>
-                        <m:sty m:val="p"/>
-                      </m:rPr>
-                      <m:t>−</m:t>
-                    </m:r>
-                    <m:r>
-                      <m:t>2</m:t>
-                    </m:r>
-                  </m:e>
-                </m:d>
+                <m:r>
+                  <m:rPr>
+                    <m:sty m:val="p"/>
+                  </m:rPr>
+                  <m:t>)</m:t>
+                </m:r>
               </m:e>
               <m:sup>
                 <m:r>
@@ -659,7 +836,7 @@
             <m:sSup>
               <m:e>
                 <m:r>
-                  <m:t>1</m:t>
+                  <m:t>4</m:t>
                 </m:r>
               </m:e>
               <m:sup>
@@ -683,7 +860,7 @@
           <m:deg/>
           <m:e>
             <m:r>
-              <m:t>25</m:t>
+              <m:t>4</m:t>
             </m:r>
             <m:r>
               <m:rPr>
@@ -692,7 +869,7 @@
               <m:t>+</m:t>
             </m:r>
             <m:r>
-              <m:t>4</m:t>
+              <m:t>1</m:t>
             </m:r>
             <m:r>
               <m:rPr>
@@ -701,7 +878,7 @@
               <m:t>+</m:t>
             </m:r>
             <m:r>
-              <m:t>1</m:t>
+              <m:t>16</m:t>
             </m:r>
           </m:e>
         </m:rad>
@@ -718,7 +895,7 @@
           <m:deg/>
           <m:e>
             <m:r>
-              <m:t>30</m:t>
+              <m:t>21</m:t>
             </m:r>
           </m:e>
         </m:rad>
@@ -729,28 +906,202 @@
         <w:pStyle w:val="BodyText"/>
       </w:pPr>
       <w:r>
-        <w:t xml:space="preserve">1.5.</w:t>
+        <w:t xml:space="preserve">1.6.</w:t>
       </w:r>
       <w:r>
         <w:t xml:space="preserve"> </w:t>
       </w:r>
       <m:oMath>
-        <m:d>
-          <m:dPr>
-            <m:begChr m:val="|"/>
-            <m:sepChr m:val=""/>
-            <m:endChr m:val="|"/>
-            <m:grow/>
-          </m:dPr>
+        <m:r>
+          <m:rPr>
+            <m:sty m:val="p"/>
+          </m:rPr>
+          <m:t>|</m:t>
+        </m:r>
+        <m:r>
+          <m:rPr>
+            <m:sty m:val="b"/>
+          </m:rPr>
+          <m:t>f</m:t>
+        </m:r>
+        <m:r>
+          <m:rPr>
+            <m:sty m:val="p"/>
+          </m:rPr>
+          <m:t>|</m:t>
+        </m:r>
+        <m:r>
+          <m:rPr>
+            <m:sty m:val="p"/>
+          </m:rPr>
+          <m:t>=</m:t>
+        </m:r>
+        <m:rad>
+          <m:radPr>
+            <m:degHide m:val="on"/>
+          </m:radPr>
+          <m:deg/>
           <m:e>
             <m:r>
               <m:rPr>
-                <m:sty m:val="b"/>
-              </m:rPr>
-              <m:t>e</m:t>
-            </m:r>
+                <m:sty m:val="p"/>
+              </m:rPr>
+              <m:t>(</m:t>
+            </m:r>
+            <m:r>
+              <m:rPr>
+                <m:sty m:val="p"/>
+              </m:rPr>
+              <m:t>−</m:t>
+            </m:r>
+            <m:r>
+              <m:t>3</m:t>
+            </m:r>
+            <m:sSup>
+              <m:e>
+                <m:r>
+                  <m:rPr>
+                    <m:sty m:val="p"/>
+                  </m:rPr>
+                  <m:t>)</m:t>
+                </m:r>
+              </m:e>
+              <m:sup>
+                <m:r>
+                  <m:t>2</m:t>
+                </m:r>
+              </m:sup>
+            </m:sSup>
+            <m:r>
+              <m:rPr>
+                <m:sty m:val="p"/>
+              </m:rPr>
+              <m:t>+</m:t>
+            </m:r>
+            <m:sSup>
+              <m:e>
+                <m:r>
+                  <m:t>6</m:t>
+                </m:r>
+              </m:e>
+              <m:sup>
+                <m:r>
+                  <m:t>2</m:t>
+                </m:r>
+              </m:sup>
+            </m:sSup>
+            <m:r>
+              <m:rPr>
+                <m:sty m:val="p"/>
+              </m:rPr>
+              <m:t>+</m:t>
+            </m:r>
+            <m:sSup>
+              <m:e>
+                <m:r>
+                  <m:t>2</m:t>
+                </m:r>
+              </m:e>
+              <m:sup>
+                <m:r>
+                  <m:t>2</m:t>
+                </m:r>
+              </m:sup>
+            </m:sSup>
           </m:e>
-        </m:d>
+        </m:rad>
+        <m:r>
+          <m:rPr>
+            <m:sty m:val="p"/>
+          </m:rPr>
+          <m:t>=</m:t>
+        </m:r>
+        <m:rad>
+          <m:radPr>
+            <m:degHide m:val="on"/>
+          </m:radPr>
+          <m:deg/>
+          <m:e>
+            <m:r>
+              <m:t>9</m:t>
+            </m:r>
+            <m:r>
+              <m:rPr>
+                <m:sty m:val="p"/>
+              </m:rPr>
+              <m:t>+</m:t>
+            </m:r>
+            <m:r>
+              <m:t>36</m:t>
+            </m:r>
+            <m:r>
+              <m:rPr>
+                <m:sty m:val="p"/>
+              </m:rPr>
+              <m:t>+</m:t>
+            </m:r>
+            <m:r>
+              <m:t>4</m:t>
+            </m:r>
+          </m:e>
+        </m:rad>
+        <m:r>
+          <m:rPr>
+            <m:sty m:val="p"/>
+          </m:rPr>
+          <m:t>=</m:t>
+        </m:r>
+        <m:rad>
+          <m:radPr>
+            <m:degHide m:val="on"/>
+          </m:radPr>
+          <m:deg/>
+          <m:e>
+            <m:r>
+              <m:t>49</m:t>
+            </m:r>
+          </m:e>
+        </m:rad>
+        <m:r>
+          <m:rPr>
+            <m:sty m:val="p"/>
+          </m:rPr>
+          <m:t>=</m:t>
+        </m:r>
+        <m:r>
+          <m:t>7</m:t>
+        </m:r>
+      </m:oMath>
+    </w:p>
+    <w:p>
+      <w:pPr>
+        <w:pStyle w:val="BodyText"/>
+      </w:pPr>
+      <w:r>
+        <w:t xml:space="preserve">1.7.</w:t>
+      </w:r>
+      <w:r>
+        <w:t xml:space="preserve"> </w:t>
+      </w:r>
+      <m:oMath>
+        <m:r>
+          <m:rPr>
+            <m:sty m:val="p"/>
+          </m:rPr>
+          <m:t>|</m:t>
+        </m:r>
+        <m:r>
+          <m:rPr>
+            <m:sty m:val="b"/>
+          </m:rPr>
+          <m:t>g</m:t>
+        </m:r>
+        <m:r>
+          <m:rPr>
+            <m:sty m:val="p"/>
+          </m:rPr>
+          <m:t>|</m:t>
+        </m:r>
         <m:r>
           <m:rPr>
             <m:sty m:val="p"/>
@@ -766,7 +1117,7 @@
             <m:sSup>
               <m:e>
                 <m:r>
-                  <m:t>2</m:t>
+                  <m:t>5</m:t>
                 </m:r>
               </m:e>
               <m:sup>
@@ -783,25 +1134,9 @@
             </m:r>
             <m:sSup>
               <m:e>
-                <m:d>
-                  <m:dPr>
-                    <m:begChr m:val="("/>
-                    <m:sepChr m:val=""/>
-                    <m:endChr m:val=")"/>
-                    <m:grow/>
-                  </m:dPr>
-                  <m:e>
-                    <m:r>
-                      <m:rPr>
-                        <m:sty m:val="p"/>
-                      </m:rPr>
-                      <m:t>−</m:t>
-                    </m:r>
-                    <m:r>
-                      <m:t>1</m:t>
-                    </m:r>
-                  </m:e>
-                </m:d>
+                <m:r>
+                  <m:t>1</m:t>
+                </m:r>
               </m:e>
               <m:sup>
                 <m:r>
@@ -815,10 +1150,30 @@
               </m:rPr>
               <m:t>+</m:t>
             </m:r>
+            <m:r>
+              <m:rPr>
+                <m:sty m:val="p"/>
+              </m:rPr>
+              <m:t>(</m:t>
+            </m:r>
+            <m:rad>
+              <m:radPr>
+                <m:degHide m:val="on"/>
+              </m:radPr>
+              <m:deg/>
+              <m:e>
+                <m:r>
+                  <m:t>2</m:t>
+                </m:r>
+              </m:e>
+            </m:rad>
             <m:sSup>
               <m:e>
                 <m:r>
-                  <m:t>4</m:t>
+                  <m:rPr>
+                    <m:sty m:val="p"/>
+                  </m:rPr>
+                  <m:t>)</m:t>
                 </m:r>
               </m:e>
               <m:sup>
@@ -842,7 +1197,7 @@
           <m:deg/>
           <m:e>
             <m:r>
-              <m:t>4</m:t>
+              <m:t>25</m:t>
             </m:r>
             <m:r>
               <m:rPr>
@@ -860,7 +1215,7 @@
               <m:t>+</m:t>
             </m:r>
             <m:r>
-              <m:t>16</m:t>
+              <m:t>2</m:t>
             </m:r>
           </m:e>
         </m:rad>
@@ -877,7 +1232,27 @@
           <m:deg/>
           <m:e>
             <m:r>
-              <m:t>21</m:t>
+              <m:t>28</m:t>
+            </m:r>
+          </m:e>
+        </m:rad>
+        <m:r>
+          <m:rPr>
+            <m:sty m:val="p"/>
+          </m:rPr>
+          <m:t>=</m:t>
+        </m:r>
+        <m:r>
+          <m:t>2</m:t>
+        </m:r>
+        <m:rad>
+          <m:radPr>
+            <m:degHide m:val="on"/>
+          </m:radPr>
+          <m:deg/>
+          <m:e>
+            <m:r>
+              <m:t>7</m:t>
             </m:r>
           </m:e>
         </m:rad>
@@ -888,28 +1263,30 @@
         <w:pStyle w:val="BodyText"/>
       </w:pPr>
       <w:r>
-        <w:t xml:space="preserve">1.6.</w:t>
+        <w:t xml:space="preserve">1.8.</w:t>
       </w:r>
       <w:r>
         <w:t xml:space="preserve"> </w:t>
       </w:r>
       <m:oMath>
-        <m:d>
-          <m:dPr>
-            <m:begChr m:val="|"/>
-            <m:sepChr m:val=""/>
-            <m:endChr m:val="|"/>
-            <m:grow/>
-          </m:dPr>
-          <m:e>
-            <m:r>
-              <m:rPr>
-                <m:sty m:val="b"/>
-              </m:rPr>
-              <m:t>f</m:t>
-            </m:r>
-          </m:e>
-        </m:d>
+        <m:r>
+          <m:rPr>
+            <m:sty m:val="p"/>
+          </m:rPr>
+          <m:t>|</m:t>
+        </m:r>
+        <m:r>
+          <m:rPr>
+            <m:sty m:val="b"/>
+          </m:rPr>
+          <m:t>h</m:t>
+        </m:r>
+        <m:r>
+          <m:rPr>
+            <m:sty m:val="p"/>
+          </m:rPr>
+          <m:t>|</m:t>
+        </m:r>
         <m:r>
           <m:rPr>
             <m:sty m:val="p"/>
@@ -924,25 +1301,9 @@
           <m:e>
             <m:sSup>
               <m:e>
-                <m:d>
-                  <m:dPr>
-                    <m:begChr m:val="("/>
-                    <m:sepChr m:val=""/>
-                    <m:endChr m:val=")"/>
-                    <m:grow/>
-                  </m:dPr>
-                  <m:e>
-                    <m:r>
-                      <m:rPr>
-                        <m:sty m:val="p"/>
-                      </m:rPr>
-                      <m:t>−</m:t>
-                    </m:r>
-                    <m:r>
-                      <m:t>3</m:t>
-                    </m:r>
-                  </m:e>
-                </m:d>
+                <m:r>
+                  <m:t>6</m:t>
+                </m:r>
               </m:e>
               <m:sup>
                 <m:r>
@@ -959,7 +1320,7 @@
             <m:sSup>
               <m:e>
                 <m:r>
-                  <m:t>6</m:t>
+                  <m:t>2</m:t>
                 </m:r>
               </m:e>
               <m:sup>
@@ -1001,7 +1362,7 @@
           <m:deg/>
           <m:e>
             <m:r>
-              <m:t>9</m:t>
+              <m:t>36</m:t>
             </m:r>
             <m:r>
               <m:rPr>
@@ -1010,7 +1371,7 @@
               <m:t>+</m:t>
             </m:r>
             <m:r>
-              <m:t>36</m:t>
+              <m:t>4</m:t>
             </m:r>
             <m:r>
               <m:rPr>
@@ -1036,7 +1397,7 @@
           <m:deg/>
           <m:e>
             <m:r>
-              <m:t>49</m:t>
+              <m:t>44</m:t>
             </m:r>
           </m:e>
         </m:rad>
@@ -1047,8 +1408,19 @@
           <m:t>=</m:t>
         </m:r>
         <m:r>
-          <m:t>7</m:t>
-        </m:r>
+          <m:t>2</m:t>
+        </m:r>
+        <m:rad>
+          <m:radPr>
+            <m:degHide m:val="on"/>
+          </m:radPr>
+          <m:deg/>
+          <m:e>
+            <m:r>
+              <m:t>11</m:t>
+            </m:r>
+          </m:e>
+        </m:rad>
       </m:oMath>
     </w:p>
     <w:p>
@@ -1056,28 +1428,231 @@
         <w:pStyle w:val="BodyText"/>
       </w:pPr>
       <w:r>
-        <w:t xml:space="preserve">1.7.</w:t>
+        <w:t xml:space="preserve">1.9.</w:t>
       </w:r>
       <w:r>
         <w:t xml:space="preserve"> </w:t>
       </w:r>
       <m:oMath>
-        <m:d>
-          <m:dPr>
-            <m:begChr m:val="|"/>
-            <m:sepChr m:val=""/>
-            <m:endChr m:val="|"/>
-            <m:grow/>
-          </m:dPr>
+        <m:r>
+          <m:rPr>
+            <m:sty m:val="p"/>
+          </m:rPr>
+          <m:t>|</m:t>
+        </m:r>
+        <m:r>
+          <m:rPr>
+            <m:sty m:val="b"/>
+          </m:rPr>
+          <m:t>m</m:t>
+        </m:r>
+        <m:r>
+          <m:rPr>
+            <m:sty m:val="p"/>
+          </m:rPr>
+          <m:t>|</m:t>
+        </m:r>
+        <m:r>
+          <m:rPr>
+            <m:sty m:val="p"/>
+          </m:rPr>
+          <m:t>=</m:t>
+        </m:r>
+        <m:rad>
+          <m:radPr>
+            <m:degHide m:val="on"/>
+          </m:radPr>
+          <m:deg/>
           <m:e>
             <m:r>
               <m:rPr>
-                <m:sty m:val="b"/>
-              </m:rPr>
-              <m:t>g</m:t>
-            </m:r>
+                <m:sty m:val="p"/>
+              </m:rPr>
+              <m:t>(</m:t>
+            </m:r>
+            <m:r>
+              <m:rPr>
+                <m:sty m:val="p"/>
+              </m:rPr>
+              <m:t>−</m:t>
+            </m:r>
+            <m:r>
+              <m:t>3</m:t>
+            </m:r>
+            <m:sSup>
+              <m:e>
+                <m:r>
+                  <m:rPr>
+                    <m:sty m:val="p"/>
+                  </m:rPr>
+                  <m:t>)</m:t>
+                </m:r>
+              </m:e>
+              <m:sup>
+                <m:r>
+                  <m:t>2</m:t>
+                </m:r>
+              </m:sup>
+            </m:sSup>
+            <m:r>
+              <m:rPr>
+                <m:sty m:val="p"/>
+              </m:rPr>
+              <m:t>+</m:t>
+            </m:r>
+            <m:sSup>
+              <m:e>
+                <m:r>
+                  <m:t>3</m:t>
+                </m:r>
+              </m:e>
+              <m:sup>
+                <m:r>
+                  <m:t>2</m:t>
+                </m:r>
+              </m:sup>
+            </m:sSup>
+            <m:r>
+              <m:rPr>
+                <m:sty m:val="p"/>
+              </m:rPr>
+              <m:t>+</m:t>
+            </m:r>
+            <m:r>
+              <m:rPr>
+                <m:sty m:val="p"/>
+              </m:rPr>
+              <m:t>(</m:t>
+            </m:r>
+            <m:r>
+              <m:rPr>
+                <m:sty m:val="p"/>
+              </m:rPr>
+              <m:t>−</m:t>
+            </m:r>
+            <m:r>
+              <m:t>3</m:t>
+            </m:r>
+            <m:sSup>
+              <m:e>
+                <m:r>
+                  <m:rPr>
+                    <m:sty m:val="p"/>
+                  </m:rPr>
+                  <m:t>)</m:t>
+                </m:r>
+              </m:e>
+              <m:sup>
+                <m:r>
+                  <m:t>2</m:t>
+                </m:r>
+              </m:sup>
+            </m:sSup>
           </m:e>
-        </m:d>
+        </m:rad>
+        <m:r>
+          <m:rPr>
+            <m:sty m:val="p"/>
+          </m:rPr>
+          <m:t>=</m:t>
+        </m:r>
+        <m:rad>
+          <m:radPr>
+            <m:degHide m:val="on"/>
+          </m:radPr>
+          <m:deg/>
+          <m:e>
+            <m:r>
+              <m:t>9</m:t>
+            </m:r>
+            <m:r>
+              <m:rPr>
+                <m:sty m:val="p"/>
+              </m:rPr>
+              <m:t>+</m:t>
+            </m:r>
+            <m:r>
+              <m:t>9</m:t>
+            </m:r>
+            <m:r>
+              <m:rPr>
+                <m:sty m:val="p"/>
+              </m:rPr>
+              <m:t>+</m:t>
+            </m:r>
+            <m:r>
+              <m:t>9</m:t>
+            </m:r>
+          </m:e>
+        </m:rad>
+        <m:r>
+          <m:rPr>
+            <m:sty m:val="p"/>
+          </m:rPr>
+          <m:t>=</m:t>
+        </m:r>
+        <m:rad>
+          <m:radPr>
+            <m:degHide m:val="on"/>
+          </m:radPr>
+          <m:deg/>
+          <m:e>
+            <m:r>
+              <m:t>27</m:t>
+            </m:r>
+          </m:e>
+        </m:rad>
+        <m:r>
+          <m:rPr>
+            <m:sty m:val="p"/>
+          </m:rPr>
+          <m:t>=</m:t>
+        </m:r>
+        <m:r>
+          <m:t>3</m:t>
+        </m:r>
+        <m:rad>
+          <m:radPr>
+            <m:degHide m:val="on"/>
+          </m:radPr>
+          <m:deg/>
+          <m:e>
+            <m:r>
+              <m:t>3</m:t>
+            </m:r>
+          </m:e>
+        </m:rad>
+      </m:oMath>
+    </w:p>
+    <w:p>
+      <w:pPr>
+        <w:pStyle w:val="BodyText"/>
+      </w:pPr>
+      <w:r>
+        <w:t xml:space="preserve">1.10.</w:t>
+      </w:r>
+      <w:r>
+        <w:t xml:space="preserve"> </w:t>
+      </w:r>
+      <m:oMath>
+        <m:r>
+          <m:rPr>
+            <m:sty m:val="p"/>
+          </m:rPr>
+          <m:t>|</m:t>
+        </m:r>
+        <m:r>
+          <m:rPr>
+            <m:sty m:val="b"/>
+          </m:rPr>
+          <m:t>n</m:t>
+        </m:r>
+        <m:r>
+          <m:rPr>
+            <m:sty m:val="p"/>
+          </m:rPr>
+          <m:t>|</m:t>
+        </m:r>
         <m:r>
           <m:rPr>
             <m:sty m:val="p"/>
@@ -1093,7 +1668,7 @@
             <m:sSup>
               <m:e>
                 <m:r>
-                  <m:t>5</m:t>
+                  <m:t>2</m:t>
                 </m:r>
               </m:e>
               <m:sup>
@@ -1111,7 +1686,7 @@
             <m:sSup>
               <m:e>
                 <m:r>
-                  <m:t>1</m:t>
+                  <m:t>4</m:t>
                 </m:r>
               </m:e>
               <m:sup>
@@ -1128,27 +1703,9 @@
             </m:r>
             <m:sSup>
               <m:e>
-                <m:d>
-                  <m:dPr>
-                    <m:begChr m:val="("/>
-                    <m:sepChr m:val=""/>
-                    <m:endChr m:val=")"/>
-                    <m:grow/>
-                  </m:dPr>
-                  <m:e>
-                    <m:rad>
-                      <m:radPr>
-                        <m:degHide m:val="on"/>
-                      </m:radPr>
-                      <m:deg/>
-                      <m:e>
-                        <m:r>
-                          <m:t>2</m:t>
-                        </m:r>
-                      </m:e>
-                    </m:rad>
-                  </m:e>
-                </m:d>
+                <m:r>
+                  <m:t>4</m:t>
+                </m:r>
               </m:e>
               <m:sup>
                 <m:r>
@@ -1171,7 +1728,7 @@
           <m:deg/>
           <m:e>
             <m:r>
-              <m:t>25</m:t>
+              <m:t>4</m:t>
             </m:r>
             <m:r>
               <m:rPr>
@@ -1180,7 +1737,7 @@
               <m:t>+</m:t>
             </m:r>
             <m:r>
-              <m:t>1</m:t>
+              <m:t>16</m:t>
             </m:r>
             <m:r>
               <m:rPr>
@@ -1189,7 +1746,7 @@
               <m:t>+</m:t>
             </m:r>
             <m:r>
-              <m:t>2</m:t>
+              <m:t>16</m:t>
             </m:r>
           </m:e>
         </m:rad>
@@ -1206,7 +1763,7 @@
           <m:deg/>
           <m:e>
             <m:r>
-              <m:t>28</m:t>
+              <m:t>36</m:t>
             </m:r>
           </m:e>
         </m:rad>
@@ -1217,19 +1774,8 @@
           <m:t>=</m:t>
         </m:r>
         <m:r>
-          <m:t>2</m:t>
-        </m:r>
-        <m:rad>
-          <m:radPr>
-            <m:degHide m:val="on"/>
-          </m:radPr>
-          <m:deg/>
-          <m:e>
-            <m:r>
-              <m:t>7</m:t>
-            </m:r>
-          </m:e>
-        </m:rad>
+          <m:t>6</m:t>
+        </m:r>
       </m:oMath>
     </w:p>
     <w:p>
@@ -1237,28 +1783,30 @@
         <w:pStyle w:val="BodyText"/>
       </w:pPr>
       <w:r>
-        <w:t xml:space="preserve">1.8.</w:t>
+        <w:t xml:space="preserve">1.11.</w:t>
       </w:r>
       <w:r>
         <w:t xml:space="preserve"> </w:t>
       </w:r>
       <m:oMath>
-        <m:d>
-          <m:dPr>
-            <m:begChr m:val="|"/>
-            <m:sepChr m:val=""/>
-            <m:endChr m:val="|"/>
-            <m:grow/>
-          </m:dPr>
-          <m:e>
-            <m:r>
-              <m:rPr>
-                <m:sty m:val="b"/>
-              </m:rPr>
-              <m:t>h</m:t>
-            </m:r>
-          </m:e>
-        </m:d>
+        <m:r>
+          <m:rPr>
+            <m:sty m:val="p"/>
+          </m:rPr>
+          <m:t>|</m:t>
+        </m:r>
+        <m:r>
+          <m:rPr>
+            <m:sty m:val="b"/>
+          </m:rPr>
+          <m:t>p</m:t>
+        </m:r>
+        <m:r>
+          <m:rPr>
+            <m:sty m:val="p"/>
+          </m:rPr>
+          <m:t>|</m:t>
+        </m:r>
         <m:r>
           <m:rPr>
             <m:sty m:val="p"/>
@@ -1274,7 +1822,7 @@
             <m:sSup>
               <m:e>
                 <m:r>
-                  <m:t>6</m:t>
+                  <m:t>8</m:t>
                 </m:r>
               </m:e>
               <m:sup>
@@ -1289,10 +1837,28 @@
               </m:rPr>
               <m:t>+</m:t>
             </m:r>
+            <m:r>
+              <m:rPr>
+                <m:sty m:val="p"/>
+              </m:rPr>
+              <m:t>(</m:t>
+            </m:r>
+            <m:r>
+              <m:rPr>
+                <m:sty m:val="p"/>
+              </m:rPr>
+              <m:t>−</m:t>
+            </m:r>
+            <m:r>
+              <m:t>2</m:t>
+            </m:r>
             <m:sSup>
               <m:e>
                 <m:r>
-                  <m:t>2</m:t>
+                  <m:rPr>
+                    <m:sty m:val="p"/>
+                  </m:rPr>
+                  <m:t>)</m:t>
                 </m:r>
               </m:e>
               <m:sup>
@@ -1310,7 +1876,7 @@
             <m:sSup>
               <m:e>
                 <m:r>
-                  <m:t>2</m:t>
+                  <m:t>16</m:t>
                 </m:r>
               </m:e>
               <m:sup>
@@ -1334,7 +1900,7 @@
           <m:deg/>
           <m:e>
             <m:r>
-              <m:t>36</m:t>
+              <m:t>64</m:t>
             </m:r>
             <m:r>
               <m:rPr>
@@ -1352,7 +1918,7 @@
               <m:t>+</m:t>
             </m:r>
             <m:r>
-              <m:t>4</m:t>
+              <m:t>256</m:t>
             </m:r>
           </m:e>
         </m:rad>
@@ -1369,7 +1935,7 @@
           <m:deg/>
           <m:e>
             <m:r>
-              <m:t>44</m:t>
+              <m:t>324</m:t>
             </m:r>
           </m:e>
         </m:rad>
@@ -1380,19 +1946,8 @@
           <m:t>=</m:t>
         </m:r>
         <m:r>
-          <m:t>2</m:t>
-        </m:r>
-        <m:rad>
-          <m:radPr>
-            <m:degHide m:val="on"/>
-          </m:radPr>
-          <m:deg/>
-          <m:e>
-            <m:r>
-              <m:t>11</m:t>
-            </m:r>
-          </m:e>
-        </m:rad>
+          <m:t>18</m:t>
+        </m:r>
       </m:oMath>
     </w:p>
     <w:p>
@@ -1400,28 +1955,30 @@
         <w:pStyle w:val="BodyText"/>
       </w:pPr>
       <w:r>
-        <w:t xml:space="preserve">1.9.</w:t>
+        <w:t xml:space="preserve">1.12.</w:t>
       </w:r>
       <w:r>
         <w:t xml:space="preserve"> </w:t>
       </w:r>
       <m:oMath>
-        <m:d>
-          <m:dPr>
-            <m:begChr m:val="|"/>
-            <m:sepChr m:val=""/>
-            <m:endChr m:val="|"/>
-            <m:grow/>
-          </m:dPr>
-          <m:e>
-            <m:r>
-              <m:rPr>
-                <m:sty m:val="b"/>
-              </m:rPr>
-              <m:t>m</m:t>
-            </m:r>
-          </m:e>
-        </m:d>
+        <m:r>
+          <m:rPr>
+            <m:sty m:val="p"/>
+          </m:rPr>
+          <m:t>|</m:t>
+        </m:r>
+        <m:r>
+          <m:rPr>
+            <m:sty m:val="b"/>
+          </m:rPr>
+          <m:t>q</m:t>
+        </m:r>
+        <m:r>
+          <m:rPr>
+            <m:sty m:val="p"/>
+          </m:rPr>
+          <m:t>|</m:t>
+        </m:r>
         <m:r>
           <m:rPr>
             <m:sty m:val="p"/>
@@ -1436,25 +1993,9 @@
           <m:e>
             <m:sSup>
               <m:e>
-                <m:d>
-                  <m:dPr>
-                    <m:begChr m:val="("/>
-                    <m:sepChr m:val=""/>
-                    <m:endChr m:val=")"/>
-                    <m:grow/>
-                  </m:dPr>
-                  <m:e>
-                    <m:r>
-                      <m:rPr>
-                        <m:sty m:val="p"/>
-                      </m:rPr>
-                      <m:t>−</m:t>
-                    </m:r>
-                    <m:r>
-                      <m:t>3</m:t>
-                    </m:r>
-                  </m:e>
-                </m:d>
+                <m:r>
+                  <m:t>5</m:t>
+                </m:r>
               </m:e>
               <m:sup>
                 <m:r>
@@ -1468,10 +2009,28 @@
               </m:rPr>
               <m:t>+</m:t>
             </m:r>
+            <m:r>
+              <m:rPr>
+                <m:sty m:val="p"/>
+              </m:rPr>
+              <m:t>(</m:t>
+            </m:r>
+            <m:r>
+              <m:rPr>
+                <m:sty m:val="p"/>
+              </m:rPr>
+              <m:t>−</m:t>
+            </m:r>
+            <m:r>
+              <m:t>2</m:t>
+            </m:r>
             <m:sSup>
               <m:e>
                 <m:r>
-                  <m:t>3</m:t>
+                  <m:rPr>
+                    <m:sty m:val="p"/>
+                  </m:rPr>
+                  <m:t>)</m:t>
                 </m:r>
               </m:e>
               <m:sup>
@@ -1488,25 +2047,9 @@
             </m:r>
             <m:sSup>
               <m:e>
-                <m:d>
-                  <m:dPr>
-                    <m:begChr m:val="("/>
-                    <m:sepChr m:val=""/>
-                    <m:endChr m:val=")"/>
-                    <m:grow/>
-                  </m:dPr>
-                  <m:e>
-                    <m:r>
-                      <m:rPr>
-                        <m:sty m:val="p"/>
-                      </m:rPr>
-                      <m:t>−</m:t>
-                    </m:r>
-                    <m:r>
-                      <m:t>3</m:t>
-                    </m:r>
-                  </m:e>
-                </m:d>
+                <m:r>
+                  <m:t>14</m:t>
+                </m:r>
               </m:e>
               <m:sup>
                 <m:r>
@@ -1529,7 +2072,7 @@
           <m:deg/>
           <m:e>
             <m:r>
-              <m:t>9</m:t>
+              <m:t>25</m:t>
             </m:r>
             <m:r>
               <m:rPr>
@@ -1538,7 +2081,7 @@
               <m:t>+</m:t>
             </m:r>
             <m:r>
-              <m:t>9</m:t>
+              <m:t>4</m:t>
             </m:r>
             <m:r>
               <m:rPr>
@@ -1547,7 +2090,7 @@
               <m:t>+</m:t>
             </m:r>
             <m:r>
-              <m:t>9</m:t>
+              <m:t>196</m:t>
             </m:r>
           </m:e>
         </m:rad>
@@ -1564,7 +2107,7 @@
           <m:deg/>
           <m:e>
             <m:r>
-              <m:t>27</m:t>
+              <m:t>225</m:t>
             </m:r>
           </m:e>
         </m:rad>
@@ -1575,19 +2118,8 @@
           <m:t>=</m:t>
         </m:r>
         <m:r>
-          <m:t>3</m:t>
-        </m:r>
-        <m:rad>
-          <m:radPr>
-            <m:degHide m:val="on"/>
-          </m:radPr>
-          <m:deg/>
-          <m:e>
-            <m:r>
-              <m:t>3</m:t>
-            </m:r>
-          </m:e>
-        </m:rad>
+          <m:t>15</m:t>
+        </m:r>
       </m:oMath>
     </w:p>
     <w:p>
@@ -1595,28 +2127,30 @@
         <w:pStyle w:val="BodyText"/>
       </w:pPr>
       <w:r>
-        <w:t xml:space="preserve">1.10.</w:t>
+        <w:t xml:space="preserve">1.13.</w:t>
       </w:r>
       <w:r>
         <w:t xml:space="preserve"> </w:t>
       </w:r>
       <m:oMath>
-        <m:d>
-          <m:dPr>
-            <m:begChr m:val="|"/>
-            <m:sepChr m:val=""/>
-            <m:endChr m:val="|"/>
-            <m:grow/>
-          </m:dPr>
-          <m:e>
-            <m:r>
-              <m:rPr>
-                <m:sty m:val="b"/>
-              </m:rPr>
-              <m:t>n</m:t>
-            </m:r>
-          </m:e>
-        </m:d>
+        <m:r>
+          <m:rPr>
+            <m:sty m:val="p"/>
+          </m:rPr>
+          <m:t>|</m:t>
+        </m:r>
+        <m:r>
+          <m:rPr>
+            <m:sty m:val="b"/>
+          </m:rPr>
+          <m:t>u</m:t>
+        </m:r>
+        <m:r>
+          <m:rPr>
+            <m:sty m:val="p"/>
+          </m:rPr>
+          <m:t>|</m:t>
+        </m:r>
         <m:r>
           <m:rPr>
             <m:sty m:val="p"/>
@@ -1632,7 +2166,7 @@
             <m:sSup>
               <m:e>
                 <m:r>
-                  <m:t>2</m:t>
+                  <m:t>7</m:t>
                 </m:r>
               </m:e>
               <m:sup>
@@ -1650,7 +2184,7 @@
             <m:sSup>
               <m:e>
                 <m:r>
-                  <m:t>4</m:t>
+                  <m:t>2</m:t>
                 </m:r>
               </m:e>
               <m:sup>
@@ -1665,10 +2199,28 @@
               </m:rPr>
               <m:t>+</m:t>
             </m:r>
+            <m:r>
+              <m:rPr>
+                <m:sty m:val="p"/>
+              </m:rPr>
+              <m:t>(</m:t>
+            </m:r>
+            <m:r>
+              <m:rPr>
+                <m:sty m:val="p"/>
+              </m:rPr>
+              <m:t>−</m:t>
+            </m:r>
+            <m:r>
+              <m:t>1</m:t>
+            </m:r>
             <m:sSup>
               <m:e>
                 <m:r>
-                  <m:t>4</m:t>
+                  <m:rPr>
+                    <m:sty m:val="p"/>
+                  </m:rPr>
+                  <m:t>)</m:t>
                 </m:r>
               </m:e>
               <m:sup>
@@ -1692,6 +2244,15 @@
           <m:deg/>
           <m:e>
             <m:r>
+              <m:t>49</m:t>
+            </m:r>
+            <m:r>
+              <m:rPr>
+                <m:sty m:val="p"/>
+              </m:rPr>
+              <m:t>+</m:t>
+            </m:r>
+            <m:r>
               <m:t>4</m:t>
             </m:r>
             <m:r>
@@ -1701,16 +2262,7 @@
               <m:t>+</m:t>
             </m:r>
             <m:r>
-              <m:t>16</m:t>
-            </m:r>
-            <m:r>
-              <m:rPr>
-                <m:sty m:val="p"/>
-              </m:rPr>
-              <m:t>+</m:t>
-            </m:r>
-            <m:r>
-              <m:t>16</m:t>
+              <m:t>1</m:t>
             </m:r>
           </m:e>
         </m:rad>
@@ -1727,7 +2279,7 @@
           <m:deg/>
           <m:e>
             <m:r>
-              <m:t>36</m:t>
+              <m:t>54</m:t>
             </m:r>
           </m:e>
         </m:rad>
@@ -1738,8 +2290,19 @@
           <m:t>=</m:t>
         </m:r>
         <m:r>
-          <m:t>6</m:t>
-        </m:r>
+          <m:t>3</m:t>
+        </m:r>
+        <m:rad>
+          <m:radPr>
+            <m:degHide m:val="on"/>
+          </m:radPr>
+          <m:deg/>
+          <m:e>
+            <m:r>
+              <m:t>6</m:t>
+            </m:r>
+          </m:e>
+        </m:rad>
       </m:oMath>
     </w:p>
     <w:p>
@@ -1747,28 +2310,30 @@
         <w:pStyle w:val="BodyText"/>
       </w:pPr>
       <w:r>
-        <w:t xml:space="preserve">1.11.</w:t>
+        <w:t xml:space="preserve">1.14.</w:t>
       </w:r>
       <w:r>
         <w:t xml:space="preserve"> </w:t>
       </w:r>
       <m:oMath>
-        <m:d>
-          <m:dPr>
-            <m:begChr m:val="|"/>
-            <m:sepChr m:val=""/>
-            <m:endChr m:val="|"/>
-            <m:grow/>
-          </m:dPr>
-          <m:e>
-            <m:r>
-              <m:rPr>
-                <m:sty m:val="b"/>
-              </m:rPr>
-              <m:t>p</m:t>
-            </m:r>
-          </m:e>
-        </m:d>
+        <m:r>
+          <m:rPr>
+            <m:sty m:val="p"/>
+          </m:rPr>
+          <m:t>|</m:t>
+        </m:r>
+        <m:r>
+          <m:rPr>
+            <m:sty m:val="b"/>
+          </m:rPr>
+          <m:t>v</m:t>
+        </m:r>
+        <m:r>
+          <m:rPr>
+            <m:sty m:val="p"/>
+          </m:rPr>
+          <m:t>|</m:t>
+        </m:r>
         <m:r>
           <m:rPr>
             <m:sty m:val="p"/>
@@ -1784,7 +2349,7 @@
             <m:sSup>
               <m:e>
                 <m:r>
-                  <m:t>8</m:t>
+                  <m:t>12</m:t>
                 </m:r>
               </m:e>
               <m:sup>
@@ -1801,25 +2366,9 @@
             </m:r>
             <m:sSup>
               <m:e>
-                <m:d>
-                  <m:dPr>
-                    <m:begChr m:val="("/>
-                    <m:sepChr m:val=""/>
-                    <m:endChr m:val=")"/>
-                    <m:grow/>
-                  </m:dPr>
-                  <m:e>
-                    <m:r>
-                      <m:rPr>
-                        <m:sty m:val="p"/>
-                      </m:rPr>
-                      <m:t>−</m:t>
-                    </m:r>
-                    <m:r>
-                      <m:t>2</m:t>
-                    </m:r>
-                  </m:e>
-                </m:d>
+                <m:r>
+                  <m:t>9</m:t>
+                </m:r>
               </m:e>
               <m:sup>
                 <m:r>
@@ -1836,7 +2385,7 @@
             <m:sSup>
               <m:e>
                 <m:r>
-                  <m:t>16</m:t>
+                  <m:t>8</m:t>
                 </m:r>
               </m:e>
               <m:sup>
@@ -1860,25 +2409,25 @@
           <m:deg/>
           <m:e>
             <m:r>
+              <m:t>144</m:t>
+            </m:r>
+            <m:r>
+              <m:rPr>
+                <m:sty m:val="p"/>
+              </m:rPr>
+              <m:t>+</m:t>
+            </m:r>
+            <m:r>
+              <m:t>81</m:t>
+            </m:r>
+            <m:r>
+              <m:rPr>
+                <m:sty m:val="p"/>
+              </m:rPr>
+              <m:t>+</m:t>
+            </m:r>
+            <m:r>
               <m:t>64</m:t>
-            </m:r>
-            <m:r>
-              <m:rPr>
-                <m:sty m:val="p"/>
-              </m:rPr>
-              <m:t>+</m:t>
-            </m:r>
-            <m:r>
-              <m:t>4</m:t>
-            </m:r>
-            <m:r>
-              <m:rPr>
-                <m:sty m:val="p"/>
-              </m:rPr>
-              <m:t>+</m:t>
-            </m:r>
-            <m:r>
-              <m:t>256</m:t>
             </m:r>
           </m:e>
         </m:rad>
@@ -1895,7 +2444,7 @@
           <m:deg/>
           <m:e>
             <m:r>
-              <m:t>324</m:t>
+              <m:t>289</m:t>
             </m:r>
           </m:e>
         </m:rad>
@@ -1906,37 +2455,49 @@
           <m:t>=</m:t>
         </m:r>
         <m:r>
-          <m:t>18</m:t>
+          <m:t>17</m:t>
         </m:r>
       </m:oMath>
     </w:p>
+    <w:bookmarkEnd w:id="10"/>
+    <w:bookmarkStart w:id="11" w:name="q2"/>
     <w:p>
       <w:pPr>
-        <w:pStyle w:val="BodyText"/>
-      </w:pPr>
-      <w:r>
-        <w:t xml:space="preserve">1.12.</w:t>
+        <w:pStyle w:val="Heading2"/>
+      </w:pPr>
+      <w:r>
+        <w:t xml:space="preserve">Q2</w:t>
+      </w:r>
+    </w:p>
+    <w:p>
+      <w:pPr>
+        <w:pStyle w:val="FirstParagraph"/>
+      </w:pPr>
+      <w:r>
+        <w:t xml:space="preserve">2.1. Find the magnitude of the vector first, so</w:t>
       </w:r>
       <w:r>
         <w:t xml:space="preserve"> </w:t>
       </w:r>
       <m:oMath>
-        <m:d>
-          <m:dPr>
-            <m:begChr m:val="|"/>
-            <m:sepChr m:val=""/>
-            <m:endChr m:val="|"/>
-            <m:grow/>
-          </m:dPr>
-          <m:e>
-            <m:r>
-              <m:rPr>
-                <m:sty m:val="b"/>
-              </m:rPr>
-              <m:t>q</m:t>
-            </m:r>
-          </m:e>
-        </m:d>
+        <m:r>
+          <m:rPr>
+            <m:sty m:val="p"/>
+          </m:rPr>
+          <m:t>|</m:t>
+        </m:r>
+        <m:r>
+          <m:rPr>
+            <m:sty m:val="b"/>
+          </m:rPr>
+          <m:t>a</m:t>
+        </m:r>
+        <m:r>
+          <m:rPr>
+            <m:sty m:val="p"/>
+          </m:rPr>
+          <m:t>|</m:t>
+        </m:r>
         <m:r>
           <m:rPr>
             <m:sty m:val="p"/>
@@ -1949,536 +2510,29 @@
           </m:radPr>
           <m:deg/>
           <m:e>
+            <m:r>
+              <m:rPr>
+                <m:sty m:val="p"/>
+              </m:rPr>
+              <m:t>(</m:t>
+            </m:r>
+            <m:r>
+              <m:rPr>
+                <m:sty m:val="p"/>
+              </m:rPr>
+              <m:t>−</m:t>
+            </m:r>
+            <m:r>
+              <m:t>2</m:t>
+            </m:r>
             <m:sSup>
               <m:e>
                 <m:r>
-                  <m:t>5</m:t>
-                </m:r>
-              </m:e>
-              <m:sup>
-                <m:r>
-                  <m:t>2</m:t>
-                </m:r>
-              </m:sup>
-            </m:sSup>
-            <m:r>
-              <m:rPr>
-                <m:sty m:val="p"/>
-              </m:rPr>
-              <m:t>+</m:t>
-            </m:r>
-            <m:sSup>
-              <m:e>
-                <m:d>
-                  <m:dPr>
-                    <m:begChr m:val="("/>
-                    <m:sepChr m:val=""/>
-                    <m:endChr m:val=")"/>
-                    <m:grow/>
-                  </m:dPr>
-                  <m:e>
-                    <m:r>
-                      <m:rPr>
-                        <m:sty m:val="p"/>
-                      </m:rPr>
-                      <m:t>−</m:t>
-                    </m:r>
-                    <m:r>
-                      <m:t>2</m:t>
-                    </m:r>
-                  </m:e>
-                </m:d>
-              </m:e>
-              <m:sup>
-                <m:r>
-                  <m:t>2</m:t>
-                </m:r>
-              </m:sup>
-            </m:sSup>
-            <m:r>
-              <m:rPr>
-                <m:sty m:val="p"/>
-              </m:rPr>
-              <m:t>+</m:t>
-            </m:r>
-            <m:sSup>
-              <m:e>
-                <m:r>
-                  <m:t>14</m:t>
-                </m:r>
-              </m:e>
-              <m:sup>
-                <m:r>
-                  <m:t>2</m:t>
-                </m:r>
-              </m:sup>
-            </m:sSup>
-          </m:e>
-        </m:rad>
-        <m:r>
-          <m:rPr>
-            <m:sty m:val="p"/>
-          </m:rPr>
-          <m:t>=</m:t>
-        </m:r>
-        <m:rad>
-          <m:radPr>
-            <m:degHide m:val="on"/>
-          </m:radPr>
-          <m:deg/>
-          <m:e>
-            <m:r>
-              <m:t>25</m:t>
-            </m:r>
-            <m:r>
-              <m:rPr>
-                <m:sty m:val="p"/>
-              </m:rPr>
-              <m:t>+</m:t>
-            </m:r>
-            <m:r>
-              <m:t>4</m:t>
-            </m:r>
-            <m:r>
-              <m:rPr>
-                <m:sty m:val="p"/>
-              </m:rPr>
-              <m:t>+</m:t>
-            </m:r>
-            <m:r>
-              <m:t>196</m:t>
-            </m:r>
-          </m:e>
-        </m:rad>
-        <m:r>
-          <m:rPr>
-            <m:sty m:val="p"/>
-          </m:rPr>
-          <m:t>=</m:t>
-        </m:r>
-        <m:rad>
-          <m:radPr>
-            <m:degHide m:val="on"/>
-          </m:radPr>
-          <m:deg/>
-          <m:e>
-            <m:r>
-              <m:t>225</m:t>
-            </m:r>
-          </m:e>
-        </m:rad>
-        <m:r>
-          <m:rPr>
-            <m:sty m:val="p"/>
-          </m:rPr>
-          <m:t>=</m:t>
-        </m:r>
-        <m:r>
-          <m:t>15</m:t>
-        </m:r>
-      </m:oMath>
-    </w:p>
-    <w:p>
-      <w:pPr>
-        <w:pStyle w:val="BodyText"/>
-      </w:pPr>
-      <w:r>
-        <w:t xml:space="preserve">1.13.</w:t>
-      </w:r>
-      <w:r>
-        <w:t xml:space="preserve"> </w:t>
-      </w:r>
-      <m:oMath>
-        <m:d>
-          <m:dPr>
-            <m:begChr m:val="|"/>
-            <m:sepChr m:val=""/>
-            <m:endChr m:val="|"/>
-            <m:grow/>
-          </m:dPr>
-          <m:e>
-            <m:r>
-              <m:rPr>
-                <m:sty m:val="b"/>
-              </m:rPr>
-              <m:t>u</m:t>
-            </m:r>
-          </m:e>
-        </m:d>
-        <m:r>
-          <m:rPr>
-            <m:sty m:val="p"/>
-          </m:rPr>
-          <m:t>=</m:t>
-        </m:r>
-        <m:rad>
-          <m:radPr>
-            <m:degHide m:val="on"/>
-          </m:radPr>
-          <m:deg/>
-          <m:e>
-            <m:sSup>
-              <m:e>
-                <m:r>
-                  <m:t>7</m:t>
-                </m:r>
-              </m:e>
-              <m:sup>
-                <m:r>
-                  <m:t>2</m:t>
-                </m:r>
-              </m:sup>
-            </m:sSup>
-            <m:r>
-              <m:rPr>
-                <m:sty m:val="p"/>
-              </m:rPr>
-              <m:t>+</m:t>
-            </m:r>
-            <m:sSup>
-              <m:e>
-                <m:r>
-                  <m:t>2</m:t>
-                </m:r>
-              </m:e>
-              <m:sup>
-                <m:r>
-                  <m:t>2</m:t>
-                </m:r>
-              </m:sup>
-            </m:sSup>
-            <m:r>
-              <m:rPr>
-                <m:sty m:val="p"/>
-              </m:rPr>
-              <m:t>+</m:t>
-            </m:r>
-            <m:sSup>
-              <m:e>
-                <m:d>
-                  <m:dPr>
-                    <m:begChr m:val="("/>
-                    <m:sepChr m:val=""/>
-                    <m:endChr m:val=")"/>
-                    <m:grow/>
-                  </m:dPr>
-                  <m:e>
-                    <m:r>
-                      <m:rPr>
-                        <m:sty m:val="p"/>
-                      </m:rPr>
-                      <m:t>−</m:t>
-                    </m:r>
-                    <m:r>
-                      <m:t>1</m:t>
-                    </m:r>
-                  </m:e>
-                </m:d>
-              </m:e>
-              <m:sup>
-                <m:r>
-                  <m:t>2</m:t>
-                </m:r>
-              </m:sup>
-            </m:sSup>
-          </m:e>
-        </m:rad>
-        <m:r>
-          <m:rPr>
-            <m:sty m:val="p"/>
-          </m:rPr>
-          <m:t>=</m:t>
-        </m:r>
-        <m:rad>
-          <m:radPr>
-            <m:degHide m:val="on"/>
-          </m:radPr>
-          <m:deg/>
-          <m:e>
-            <m:r>
-              <m:t>49</m:t>
-            </m:r>
-            <m:r>
-              <m:rPr>
-                <m:sty m:val="p"/>
-              </m:rPr>
-              <m:t>+</m:t>
-            </m:r>
-            <m:r>
-              <m:t>4</m:t>
-            </m:r>
-            <m:r>
-              <m:rPr>
-                <m:sty m:val="p"/>
-              </m:rPr>
-              <m:t>+</m:t>
-            </m:r>
-            <m:r>
-              <m:t>1</m:t>
-            </m:r>
-          </m:e>
-        </m:rad>
-        <m:r>
-          <m:rPr>
-            <m:sty m:val="p"/>
-          </m:rPr>
-          <m:t>=</m:t>
-        </m:r>
-        <m:rad>
-          <m:radPr>
-            <m:degHide m:val="on"/>
-          </m:radPr>
-          <m:deg/>
-          <m:e>
-            <m:r>
-              <m:t>54</m:t>
-            </m:r>
-          </m:e>
-        </m:rad>
-        <m:r>
-          <m:rPr>
-            <m:sty m:val="p"/>
-          </m:rPr>
-          <m:t>=</m:t>
-        </m:r>
-        <m:r>
-          <m:t>3</m:t>
-        </m:r>
-        <m:rad>
-          <m:radPr>
-            <m:degHide m:val="on"/>
-          </m:radPr>
-          <m:deg/>
-          <m:e>
-            <m:r>
-              <m:t>6</m:t>
-            </m:r>
-          </m:e>
-        </m:rad>
-      </m:oMath>
-    </w:p>
-    <w:p>
-      <w:pPr>
-        <w:pStyle w:val="BodyText"/>
-      </w:pPr>
-      <w:r>
-        <w:t xml:space="preserve">1.14.</w:t>
-      </w:r>
-      <w:r>
-        <w:t xml:space="preserve"> </w:t>
-      </w:r>
-      <m:oMath>
-        <m:d>
-          <m:dPr>
-            <m:begChr m:val="|"/>
-            <m:sepChr m:val=""/>
-            <m:endChr m:val="|"/>
-            <m:grow/>
-          </m:dPr>
-          <m:e>
-            <m:r>
-              <m:rPr>
-                <m:sty m:val="b"/>
-              </m:rPr>
-              <m:t>v</m:t>
-            </m:r>
-          </m:e>
-        </m:d>
-        <m:r>
-          <m:rPr>
-            <m:sty m:val="p"/>
-          </m:rPr>
-          <m:t>=</m:t>
-        </m:r>
-        <m:rad>
-          <m:radPr>
-            <m:degHide m:val="on"/>
-          </m:radPr>
-          <m:deg/>
-          <m:e>
-            <m:sSup>
-              <m:e>
-                <m:r>
-                  <m:t>12</m:t>
-                </m:r>
-              </m:e>
-              <m:sup>
-                <m:r>
-                  <m:t>2</m:t>
-                </m:r>
-              </m:sup>
-            </m:sSup>
-            <m:r>
-              <m:rPr>
-                <m:sty m:val="p"/>
-              </m:rPr>
-              <m:t>+</m:t>
-            </m:r>
-            <m:sSup>
-              <m:e>
-                <m:r>
-                  <m:t>9</m:t>
-                </m:r>
-              </m:e>
-              <m:sup>
-                <m:r>
-                  <m:t>2</m:t>
-                </m:r>
-              </m:sup>
-            </m:sSup>
-            <m:r>
-              <m:rPr>
-                <m:sty m:val="p"/>
-              </m:rPr>
-              <m:t>+</m:t>
-            </m:r>
-            <m:sSup>
-              <m:e>
-                <m:r>
-                  <m:t>8</m:t>
-                </m:r>
-              </m:e>
-              <m:sup>
-                <m:r>
-                  <m:t>2</m:t>
-                </m:r>
-              </m:sup>
-            </m:sSup>
-          </m:e>
-        </m:rad>
-        <m:r>
-          <m:rPr>
-            <m:sty m:val="p"/>
-          </m:rPr>
-          <m:t>=</m:t>
-        </m:r>
-        <m:rad>
-          <m:radPr>
-            <m:degHide m:val="on"/>
-          </m:radPr>
-          <m:deg/>
-          <m:e>
-            <m:r>
-              <m:t>144</m:t>
-            </m:r>
-            <m:r>
-              <m:rPr>
-                <m:sty m:val="p"/>
-              </m:rPr>
-              <m:t>+</m:t>
-            </m:r>
-            <m:r>
-              <m:t>81</m:t>
-            </m:r>
-            <m:r>
-              <m:rPr>
-                <m:sty m:val="p"/>
-              </m:rPr>
-              <m:t>+</m:t>
-            </m:r>
-            <m:r>
-              <m:t>64</m:t>
-            </m:r>
-          </m:e>
-        </m:rad>
-        <m:r>
-          <m:rPr>
-            <m:sty m:val="p"/>
-          </m:rPr>
-          <m:t>=</m:t>
-        </m:r>
-        <m:rad>
-          <m:radPr>
-            <m:degHide m:val="on"/>
-          </m:radPr>
-          <m:deg/>
-          <m:e>
-            <m:r>
-              <m:t>289</m:t>
-            </m:r>
-          </m:e>
-        </m:rad>
-        <m:r>
-          <m:rPr>
-            <m:sty m:val="p"/>
-          </m:rPr>
-          <m:t>=</m:t>
-        </m:r>
-        <m:r>
-          <m:t>17</m:t>
-        </m:r>
-      </m:oMath>
-    </w:p>
-    <w:bookmarkEnd w:id="21"/>
-    <w:bookmarkStart w:id="22" w:name="q2"/>
-    <w:p>
-      <w:pPr>
-        <w:pStyle w:val="Heading2"/>
-      </w:pPr>
-      <w:r>
-        <w:t xml:space="preserve">Q2</w:t>
-      </w:r>
-    </w:p>
-    <w:p>
-      <w:pPr>
-        <w:pStyle w:val="FirstParagraph"/>
-      </w:pPr>
-      <w:r>
-        <w:t xml:space="preserve">2.1. Find the magnitude of the vector first, so</w:t>
-      </w:r>
-      <w:r>
-        <w:t xml:space="preserve"> </w:t>
-      </w:r>
-      <m:oMath>
-        <m:d>
-          <m:dPr>
-            <m:begChr m:val="|"/>
-            <m:sepChr m:val=""/>
-            <m:endChr m:val="|"/>
-            <m:grow/>
-          </m:dPr>
-          <m:e>
-            <m:r>
-              <m:rPr>
-                <m:sty m:val="b"/>
-              </m:rPr>
-              <m:t>a</m:t>
-            </m:r>
-          </m:e>
-        </m:d>
-        <m:r>
-          <m:rPr>
-            <m:sty m:val="p"/>
-          </m:rPr>
-          <m:t>=</m:t>
-        </m:r>
-        <m:rad>
-          <m:radPr>
-            <m:degHide m:val="on"/>
-          </m:radPr>
-          <m:deg/>
-          <m:e>
-            <m:sSup>
-              <m:e>
-                <m:d>
-                  <m:dPr>
-                    <m:begChr m:val="("/>
-                    <m:sepChr m:val=""/>
-                    <m:endChr m:val=")"/>
-                    <m:grow/>
-                  </m:dPr>
-                  <m:e>
-                    <m:r>
-                      <m:rPr>
-                        <m:sty m:val="p"/>
-                      </m:rPr>
-                      <m:t>−</m:t>
-                    </m:r>
-                    <m:r>
-                      <m:t>2</m:t>
-                    </m:r>
-                  </m:e>
-                </m:d>
+                  <m:rPr>
+                    <m:sty m:val="p"/>
+                  </m:rPr>
+                  <m:t>)</m:t>
+                </m:r>
               </m:e>
               <m:sup>
                 <m:r>
@@ -2712,22 +2766,24 @@
         <w:t xml:space="preserve"> </w:t>
       </w:r>
       <m:oMath>
-        <m:d>
-          <m:dPr>
-            <m:begChr m:val="|"/>
-            <m:sepChr m:val=""/>
-            <m:endChr m:val="|"/>
-            <m:grow/>
-          </m:dPr>
-          <m:e>
-            <m:r>
-              <m:rPr>
-                <m:sty m:val="b"/>
-              </m:rPr>
-              <m:t>b</m:t>
-            </m:r>
-          </m:e>
-        </m:d>
+        <m:r>
+          <m:rPr>
+            <m:sty m:val="p"/>
+          </m:rPr>
+          <m:t>|</m:t>
+        </m:r>
+        <m:r>
+          <m:rPr>
+            <m:sty m:val="b"/>
+          </m:rPr>
+          <m:t>b</m:t>
+        </m:r>
+        <m:r>
+          <m:rPr>
+            <m:sty m:val="p"/>
+          </m:rPr>
+          <m:t>|</m:t>
+        </m:r>
         <m:r>
           <m:rPr>
             <m:sty m:val="p"/>
@@ -2740,27 +2796,29 @@
           </m:radPr>
           <m:deg/>
           <m:e>
+            <m:r>
+              <m:rPr>
+                <m:sty m:val="p"/>
+              </m:rPr>
+              <m:t>(</m:t>
+            </m:r>
+            <m:r>
+              <m:rPr>
+                <m:sty m:val="p"/>
+              </m:rPr>
+              <m:t>−</m:t>
+            </m:r>
+            <m:r>
+              <m:t>2</m:t>
+            </m:r>
             <m:sSup>
               <m:e>
-                <m:d>
-                  <m:dPr>
-                    <m:begChr m:val="("/>
-                    <m:sepChr m:val=""/>
-                    <m:endChr m:val=")"/>
-                    <m:grow/>
-                  </m:dPr>
-                  <m:e>
-                    <m:r>
-                      <m:rPr>
-                        <m:sty m:val="p"/>
-                      </m:rPr>
-                      <m:t>−</m:t>
-                    </m:r>
-                    <m:r>
-                      <m:t>2</m:t>
-                    </m:r>
-                  </m:e>
-                </m:d>
+                <m:r>
+                  <m:rPr>
+                    <m:sty m:val="p"/>
+                  </m:rPr>
+                  <m:t>)</m:t>
+                </m:r>
               </m:e>
               <m:sup>
                 <m:r>
@@ -2792,27 +2850,29 @@
               </m:rPr>
               <m:t>+</m:t>
             </m:r>
+            <m:r>
+              <m:rPr>
+                <m:sty m:val="p"/>
+              </m:rPr>
+              <m:t>(</m:t>
+            </m:r>
+            <m:r>
+              <m:rPr>
+                <m:sty m:val="p"/>
+              </m:rPr>
+              <m:t>−</m:t>
+            </m:r>
+            <m:r>
+              <m:t>6</m:t>
+            </m:r>
             <m:sSup>
               <m:e>
-                <m:d>
-                  <m:dPr>
-                    <m:begChr m:val="("/>
-                    <m:sepChr m:val=""/>
-                    <m:endChr m:val=")"/>
-                    <m:grow/>
-                  </m:dPr>
-                  <m:e>
-                    <m:r>
-                      <m:rPr>
-                        <m:sty m:val="p"/>
-                      </m:rPr>
-                      <m:t>−</m:t>
-                    </m:r>
-                    <m:r>
-                      <m:t>6</m:t>
-                    </m:r>
-                  </m:e>
-                </m:d>
+                <m:r>
+                  <m:rPr>
+                    <m:sty m:val="p"/>
+                  </m:rPr>
+                  <m:t>)</m:t>
+                </m:r>
               </m:e>
               <m:sup>
                 <m:r>
@@ -3101,22 +3161,24 @@
         <w:t xml:space="preserve"> </w:t>
       </w:r>
       <m:oMath>
-        <m:d>
-          <m:dPr>
-            <m:begChr m:val="|"/>
-            <m:sepChr m:val=""/>
-            <m:endChr m:val="|"/>
-            <m:grow/>
-          </m:dPr>
-          <m:e>
-            <m:r>
-              <m:rPr>
-                <m:sty m:val="b"/>
-              </m:rPr>
-              <m:t>c</m:t>
-            </m:r>
-          </m:e>
-        </m:d>
+        <m:r>
+          <m:rPr>
+            <m:sty m:val="p"/>
+          </m:rPr>
+          <m:t>|</m:t>
+        </m:r>
+        <m:r>
+          <m:rPr>
+            <m:sty m:val="b"/>
+          </m:rPr>
+          <m:t>c</m:t>
+        </m:r>
+        <m:r>
+          <m:rPr>
+            <m:sty m:val="p"/>
+          </m:rPr>
+          <m:t>|</m:t>
+        </m:r>
         <m:r>
           <m:rPr>
             <m:sty m:val="p"/>
@@ -3420,22 +3482,24 @@
         <w:t xml:space="preserve"> </w:t>
       </w:r>
       <m:oMath>
-        <m:d>
-          <m:dPr>
-            <m:begChr m:val="|"/>
-            <m:sepChr m:val=""/>
-            <m:endChr m:val="|"/>
-            <m:grow/>
-          </m:dPr>
-          <m:e>
-            <m:r>
-              <m:rPr>
-                <m:sty m:val="b"/>
-              </m:rPr>
-              <m:t>d</m:t>
-            </m:r>
-          </m:e>
-        </m:d>
+        <m:r>
+          <m:rPr>
+            <m:sty m:val="p"/>
+          </m:rPr>
+          <m:t>|</m:t>
+        </m:r>
+        <m:r>
+          <m:rPr>
+            <m:sty m:val="b"/>
+          </m:rPr>
+          <m:t>d</m:t>
+        </m:r>
+        <m:r>
+          <m:rPr>
+            <m:sty m:val="p"/>
+          </m:rPr>
+          <m:t>|</m:t>
+        </m:r>
         <m:r>
           <m:rPr>
             <m:sty m:val="p"/>
@@ -3466,27 +3530,29 @@
               </m:rPr>
               <m:t>+</m:t>
             </m:r>
+            <m:r>
+              <m:rPr>
+                <m:sty m:val="p"/>
+              </m:rPr>
+              <m:t>(</m:t>
+            </m:r>
+            <m:r>
+              <m:rPr>
+                <m:sty m:val="p"/>
+              </m:rPr>
+              <m:t>−</m:t>
+            </m:r>
+            <m:r>
+              <m:t>2</m:t>
+            </m:r>
             <m:sSup>
               <m:e>
-                <m:d>
-                  <m:dPr>
-                    <m:begChr m:val="("/>
-                    <m:sepChr m:val=""/>
-                    <m:endChr m:val=")"/>
-                    <m:grow/>
-                  </m:dPr>
-                  <m:e>
-                    <m:r>
-                      <m:rPr>
-                        <m:sty m:val="p"/>
-                      </m:rPr>
-                      <m:t>−</m:t>
-                    </m:r>
-                    <m:r>
-                      <m:t>2</m:t>
-                    </m:r>
-                  </m:e>
-                </m:d>
+                <m:r>
+                  <m:rPr>
+                    <m:sty m:val="p"/>
+                  </m:rPr>
+                  <m:t>)</m:t>
+                </m:r>
               </m:e>
               <m:sup>
                 <m:r>
@@ -3758,22 +3824,24 @@
         <w:t xml:space="preserve"> </w:t>
       </w:r>
       <m:oMath>
-        <m:d>
-          <m:dPr>
-            <m:begChr m:val="|"/>
-            <m:sepChr m:val=""/>
-            <m:endChr m:val="|"/>
-            <m:grow/>
-          </m:dPr>
-          <m:e>
-            <m:r>
-              <m:rPr>
-                <m:sty m:val="b"/>
-              </m:rPr>
-              <m:t>e</m:t>
-            </m:r>
-          </m:e>
-        </m:d>
+        <m:r>
+          <m:rPr>
+            <m:sty m:val="p"/>
+          </m:rPr>
+          <m:t>|</m:t>
+        </m:r>
+        <m:r>
+          <m:rPr>
+            <m:sty m:val="b"/>
+          </m:rPr>
+          <m:t>e</m:t>
+        </m:r>
+        <m:r>
+          <m:rPr>
+            <m:sty m:val="p"/>
+          </m:rPr>
+          <m:t>|</m:t>
+        </m:r>
         <m:r>
           <m:rPr>
             <m:sty m:val="p"/>
@@ -4012,22 +4080,24 @@
         <w:t xml:space="preserve"> </w:t>
       </w:r>
       <m:oMath>
-        <m:d>
-          <m:dPr>
-            <m:begChr m:val="|"/>
-            <m:sepChr m:val=""/>
-            <m:endChr m:val="|"/>
-            <m:grow/>
-          </m:dPr>
-          <m:e>
-            <m:r>
-              <m:rPr>
-                <m:sty m:val="b"/>
-              </m:rPr>
-              <m:t>f</m:t>
-            </m:r>
-          </m:e>
-        </m:d>
+        <m:r>
+          <m:rPr>
+            <m:sty m:val="p"/>
+          </m:rPr>
+          <m:t>|</m:t>
+        </m:r>
+        <m:r>
+          <m:rPr>
+            <m:sty m:val="b"/>
+          </m:rPr>
+          <m:t>f</m:t>
+        </m:r>
+        <m:r>
+          <m:rPr>
+            <m:sty m:val="p"/>
+          </m:rPr>
+          <m:t>|</m:t>
+        </m:r>
         <m:r>
           <m:rPr>
             <m:sty m:val="p"/>
@@ -4040,27 +4110,29 @@
           </m:radPr>
           <m:deg/>
           <m:e>
+            <m:r>
+              <m:rPr>
+                <m:sty m:val="p"/>
+              </m:rPr>
+              <m:t>(</m:t>
+            </m:r>
+            <m:r>
+              <m:rPr>
+                <m:sty m:val="p"/>
+              </m:rPr>
+              <m:t>−</m:t>
+            </m:r>
+            <m:r>
+              <m:t>3</m:t>
+            </m:r>
             <m:sSup>
               <m:e>
-                <m:d>
-                  <m:dPr>
-                    <m:begChr m:val="("/>
-                    <m:sepChr m:val=""/>
-                    <m:endChr m:val=")"/>
-                    <m:grow/>
-                  </m:dPr>
-                  <m:e>
-                    <m:r>
-                      <m:rPr>
-                        <m:sty m:val="p"/>
-                      </m:rPr>
-                      <m:t>−</m:t>
-                    </m:r>
-                    <m:r>
-                      <m:t>3</m:t>
-                    </m:r>
-                  </m:e>
-                </m:d>
+                <m:r>
+                  <m:rPr>
+                    <m:sty m:val="p"/>
+                  </m:rPr>
+                  <m:t>)</m:t>
+                </m:r>
               </m:e>
               <m:sup>
                 <m:r>
@@ -4359,22 +4431,24 @@
         <w:t xml:space="preserve"> </w:t>
       </w:r>
       <m:oMath>
-        <m:d>
-          <m:dPr>
-            <m:begChr m:val="|"/>
-            <m:sepChr m:val=""/>
-            <m:endChr m:val="|"/>
-            <m:grow/>
-          </m:dPr>
-          <m:e>
-            <m:r>
-              <m:rPr>
-                <m:sty m:val="b"/>
-              </m:rPr>
-              <m:t>g</m:t>
-            </m:r>
-          </m:e>
-        </m:d>
+        <m:r>
+          <m:rPr>
+            <m:sty m:val="p"/>
+          </m:rPr>
+          <m:t>|</m:t>
+        </m:r>
+        <m:r>
+          <m:rPr>
+            <m:sty m:val="b"/>
+          </m:rPr>
+          <m:t>g</m:t>
+        </m:r>
+        <m:r>
+          <m:rPr>
+            <m:sty m:val="p"/>
+          </m:rPr>
+          <m:t>|</m:t>
+        </m:r>
         <m:r>
           <m:rPr>
             <m:sty m:val="p"/>
@@ -4387,27 +4461,29 @@
           </m:radPr>
           <m:deg/>
           <m:e>
+            <m:r>
+              <m:rPr>
+                <m:sty m:val="p"/>
+              </m:rPr>
+              <m:t>(</m:t>
+            </m:r>
+            <m:r>
+              <m:rPr>
+                <m:sty m:val="p"/>
+              </m:rPr>
+              <m:t>−</m:t>
+            </m:r>
+            <m:r>
+              <m:t>5</m:t>
+            </m:r>
             <m:sSup>
               <m:e>
-                <m:d>
-                  <m:dPr>
-                    <m:begChr m:val="("/>
-                    <m:sepChr m:val=""/>
-                    <m:endChr m:val=")"/>
-                    <m:grow/>
-                  </m:dPr>
-                  <m:e>
-                    <m:r>
-                      <m:rPr>
-                        <m:sty m:val="p"/>
-                      </m:rPr>
-                      <m:t>−</m:t>
-                    </m:r>
-                    <m:r>
-                      <m:t>5</m:t>
-                    </m:r>
-                  </m:e>
-                </m:d>
+                <m:r>
+                  <m:rPr>
+                    <m:sty m:val="p"/>
+                  </m:rPr>
+                  <m:t>)</m:t>
+                </m:r>
               </m:e>
               <m:sup>
                 <m:r>
@@ -4421,29 +4497,31 @@
               </m:rPr>
               <m:t>+</m:t>
             </m:r>
+            <m:r>
+              <m:rPr>
+                <m:sty m:val="p"/>
+              </m:rPr>
+              <m:t>(</m:t>
+            </m:r>
+            <m:rad>
+              <m:radPr>
+                <m:degHide m:val="on"/>
+              </m:radPr>
+              <m:deg/>
+              <m:e>
+                <m:r>
+                  <m:t>2</m:t>
+                </m:r>
+              </m:e>
+            </m:rad>
             <m:sSup>
               <m:e>
-                <m:d>
-                  <m:dPr>
-                    <m:begChr m:val="("/>
-                    <m:sepChr m:val=""/>
-                    <m:endChr m:val=")"/>
-                    <m:grow/>
-                  </m:dPr>
-                  <m:e>
-                    <m:rad>
-                      <m:radPr>
-                        <m:degHide m:val="on"/>
-                      </m:radPr>
-                      <m:deg/>
-                      <m:e>
-                        <m:r>
-                          <m:t>2</m:t>
-                        </m:r>
-                      </m:e>
-                    </m:rad>
-                  </m:e>
-                </m:d>
+                <m:r>
+                  <m:rPr>
+                    <m:sty m:val="p"/>
+                  </m:rPr>
+                  <m:t>)</m:t>
+                </m:r>
               </m:e>
               <m:sup>
                 <m:r>
@@ -4704,22 +4782,24 @@
         <w:t xml:space="preserve"> </w:t>
       </w:r>
       <m:oMath>
-        <m:d>
-          <m:dPr>
-            <m:begChr m:val="|"/>
-            <m:sepChr m:val=""/>
-            <m:endChr m:val="|"/>
-            <m:grow/>
-          </m:dPr>
-          <m:e>
-            <m:r>
-              <m:rPr>
-                <m:sty m:val="b"/>
-              </m:rPr>
-              <m:t>h</m:t>
-            </m:r>
-          </m:e>
-        </m:d>
+        <m:r>
+          <m:rPr>
+            <m:sty m:val="p"/>
+          </m:rPr>
+          <m:t>|</m:t>
+        </m:r>
+        <m:r>
+          <m:rPr>
+            <m:sty m:val="b"/>
+          </m:rPr>
+          <m:t>h</m:t>
+        </m:r>
+        <m:r>
+          <m:rPr>
+            <m:sty m:val="p"/>
+          </m:rPr>
+          <m:t>|</m:t>
+        </m:r>
         <m:r>
           <m:rPr>
             <m:sty m:val="p"/>
@@ -4732,27 +4812,29 @@
           </m:radPr>
           <m:deg/>
           <m:e>
+            <m:r>
+              <m:rPr>
+                <m:sty m:val="p"/>
+              </m:rPr>
+              <m:t>(</m:t>
+            </m:r>
+            <m:r>
+              <m:rPr>
+                <m:sty m:val="p"/>
+              </m:rPr>
+              <m:t>−</m:t>
+            </m:r>
+            <m:r>
+              <m:t>3</m:t>
+            </m:r>
             <m:sSup>
               <m:e>
-                <m:d>
-                  <m:dPr>
-                    <m:begChr m:val="("/>
-                    <m:sepChr m:val=""/>
-                    <m:endChr m:val=")"/>
-                    <m:grow/>
-                  </m:dPr>
-                  <m:e>
-                    <m:r>
-                      <m:rPr>
-                        <m:sty m:val="p"/>
-                      </m:rPr>
-                      <m:t>−</m:t>
-                    </m:r>
-                    <m:r>
-                      <m:t>3</m:t>
-                    </m:r>
-                  </m:e>
-                </m:d>
+                <m:r>
+                  <m:rPr>
+                    <m:sty m:val="p"/>
+                  </m:rPr>
+                  <m:t>)</m:t>
+                </m:r>
               </m:e>
               <m:sup>
                 <m:r>
@@ -5048,22 +5130,24 @@
         <w:t xml:space="preserve"> </w:t>
       </w:r>
       <m:oMath>
-        <m:d>
-          <m:dPr>
-            <m:begChr m:val="|"/>
-            <m:sepChr m:val=""/>
-            <m:endChr m:val="|"/>
-            <m:grow/>
-          </m:dPr>
-          <m:e>
-            <m:r>
-              <m:rPr>
-                <m:sty m:val="b"/>
-              </m:rPr>
-              <m:t>m</m:t>
-            </m:r>
-          </m:e>
-        </m:d>
+        <m:r>
+          <m:rPr>
+            <m:sty m:val="p"/>
+          </m:rPr>
+          <m:t>|</m:t>
+        </m:r>
+        <m:r>
+          <m:rPr>
+            <m:sty m:val="b"/>
+          </m:rPr>
+          <m:t>m</m:t>
+        </m:r>
+        <m:r>
+          <m:rPr>
+            <m:sty m:val="p"/>
+          </m:rPr>
+          <m:t>|</m:t>
+        </m:r>
         <m:r>
           <m:rPr>
             <m:sty m:val="p"/>
@@ -5076,27 +5160,29 @@
           </m:radPr>
           <m:deg/>
           <m:e>
+            <m:r>
+              <m:rPr>
+                <m:sty m:val="p"/>
+              </m:rPr>
+              <m:t>(</m:t>
+            </m:r>
+            <m:r>
+              <m:rPr>
+                <m:sty m:val="p"/>
+              </m:rPr>
+              <m:t>−</m:t>
+            </m:r>
+            <m:r>
+              <m:t>3</m:t>
+            </m:r>
             <m:sSup>
               <m:e>
-                <m:d>
-                  <m:dPr>
-                    <m:begChr m:val="("/>
-                    <m:sepChr m:val=""/>
-                    <m:endChr m:val=")"/>
-                    <m:grow/>
-                  </m:dPr>
-                  <m:e>
-                    <m:r>
-                      <m:rPr>
-                        <m:sty m:val="p"/>
-                      </m:rPr>
-                      <m:t>−</m:t>
-                    </m:r>
-                    <m:r>
-                      <m:t>3</m:t>
-                    </m:r>
-                  </m:e>
-                </m:d>
+                <m:r>
+                  <m:rPr>
+                    <m:sty m:val="p"/>
+                  </m:rPr>
+                  <m:t>)</m:t>
+                </m:r>
               </m:e>
               <m:sup>
                 <m:r>
@@ -5128,27 +5214,29 @@
               </m:rPr>
               <m:t>+</m:t>
             </m:r>
+            <m:r>
+              <m:rPr>
+                <m:sty m:val="p"/>
+              </m:rPr>
+              <m:t>(</m:t>
+            </m:r>
+            <m:r>
+              <m:rPr>
+                <m:sty m:val="p"/>
+              </m:rPr>
+              <m:t>−</m:t>
+            </m:r>
+            <m:r>
+              <m:t>3</m:t>
+            </m:r>
             <m:sSup>
               <m:e>
-                <m:d>
-                  <m:dPr>
-                    <m:begChr m:val="("/>
-                    <m:sepChr m:val=""/>
-                    <m:endChr m:val=")"/>
-                    <m:grow/>
-                  </m:dPr>
-                  <m:e>
-                    <m:r>
-                      <m:rPr>
-                        <m:sty m:val="p"/>
-                      </m:rPr>
-                      <m:t>−</m:t>
-                    </m:r>
-                    <m:r>
-                      <m:t>3</m:t>
-                    </m:r>
-                  </m:e>
-                </m:d>
+                <m:r>
+                  <m:rPr>
+                    <m:sty m:val="p"/>
+                  </m:rPr>
+                  <m:t>)</m:t>
+                </m:r>
               </m:e>
               <m:sup>
                 <m:r>
@@ -5437,22 +5525,24 @@
         <w:t xml:space="preserve"> </w:t>
       </w:r>
       <m:oMath>
-        <m:d>
-          <m:dPr>
-            <m:begChr m:val="|"/>
-            <m:sepChr m:val=""/>
-            <m:endChr m:val="|"/>
-            <m:grow/>
-          </m:dPr>
-          <m:e>
-            <m:r>
-              <m:rPr>
-                <m:sty m:val="b"/>
-              </m:rPr>
-              <m:t>n</m:t>
-            </m:r>
-          </m:e>
-        </m:d>
+        <m:r>
+          <m:rPr>
+            <m:sty m:val="p"/>
+          </m:rPr>
+          <m:t>|</m:t>
+        </m:r>
+        <m:r>
+          <m:rPr>
+            <m:sty m:val="b"/>
+          </m:rPr>
+          <m:t>n</m:t>
+        </m:r>
+        <m:r>
+          <m:rPr>
+            <m:sty m:val="p"/>
+          </m:rPr>
+          <m:t>|</m:t>
+        </m:r>
         <m:r>
           <m:rPr>
             <m:sty m:val="p"/>
@@ -5782,22 +5872,24 @@
         <w:t xml:space="preserve"> </w:t>
       </w:r>
       <m:oMath>
-        <m:d>
-          <m:dPr>
-            <m:begChr m:val="|"/>
-            <m:sepChr m:val=""/>
-            <m:endChr m:val="|"/>
-            <m:grow/>
-          </m:dPr>
-          <m:e>
-            <m:r>
-              <m:rPr>
-                <m:sty m:val="b"/>
-              </m:rPr>
-              <m:t>p</m:t>
-            </m:r>
-          </m:e>
-        </m:d>
+        <m:r>
+          <m:rPr>
+            <m:sty m:val="p"/>
+          </m:rPr>
+          <m:t>|</m:t>
+        </m:r>
+        <m:r>
+          <m:rPr>
+            <m:sty m:val="b"/>
+          </m:rPr>
+          <m:t>p</m:t>
+        </m:r>
+        <m:r>
+          <m:rPr>
+            <m:sty m:val="p"/>
+          </m:rPr>
+          <m:t>|</m:t>
+        </m:r>
         <m:r>
           <m:rPr>
             <m:sty m:val="p"/>
@@ -5828,27 +5920,29 @@
               </m:rPr>
               <m:t>+</m:t>
             </m:r>
+            <m:r>
+              <m:rPr>
+                <m:sty m:val="p"/>
+              </m:rPr>
+              <m:t>(</m:t>
+            </m:r>
+            <m:r>
+              <m:rPr>
+                <m:sty m:val="p"/>
+              </m:rPr>
+              <m:t>−</m:t>
+            </m:r>
+            <m:r>
+              <m:t>4</m:t>
+            </m:r>
             <m:sSup>
               <m:e>
-                <m:d>
-                  <m:dPr>
-                    <m:begChr m:val="("/>
-                    <m:sepChr m:val=""/>
-                    <m:endChr m:val=")"/>
-                    <m:grow/>
-                  </m:dPr>
-                  <m:e>
-                    <m:r>
-                      <m:rPr>
-                        <m:sty m:val="p"/>
-                      </m:rPr>
-                      <m:t>−</m:t>
-                    </m:r>
-                    <m:r>
-                      <m:t>4</m:t>
-                    </m:r>
-                  </m:e>
-                </m:d>
+                <m:r>
+                  <m:rPr>
+                    <m:sty m:val="p"/>
+                  </m:rPr>
+                  <m:t>)</m:t>
+                </m:r>
               </m:e>
               <m:sup>
                 <m:r>
@@ -5862,27 +5956,29 @@
               </m:rPr>
               <m:t>+</m:t>
             </m:r>
+            <m:r>
+              <m:rPr>
+                <m:sty m:val="p"/>
+              </m:rPr>
+              <m:t>(</m:t>
+            </m:r>
+            <m:r>
+              <m:rPr>
+                <m:sty m:val="p"/>
+              </m:rPr>
+              <m:t>−</m:t>
+            </m:r>
+            <m:r>
+              <m:t>5</m:t>
+            </m:r>
             <m:sSup>
               <m:e>
-                <m:d>
-                  <m:dPr>
-                    <m:begChr m:val="("/>
-                    <m:sepChr m:val=""/>
-                    <m:endChr m:val=")"/>
-                    <m:grow/>
-                  </m:dPr>
-                  <m:e>
-                    <m:r>
-                      <m:rPr>
-                        <m:sty m:val="p"/>
-                      </m:rPr>
-                      <m:t>−</m:t>
-                    </m:r>
-                    <m:r>
-                      <m:t>5</m:t>
-                    </m:r>
-                  </m:e>
-                </m:d>
+                <m:r>
+                  <m:rPr>
+                    <m:sty m:val="p"/>
+                  </m:rPr>
+                  <m:t>)</m:t>
+                </m:r>
               </m:e>
               <m:sup>
                 <m:r>
@@ -6165,22 +6261,24 @@
         <w:t xml:space="preserve"> </w:t>
       </w:r>
       <m:oMath>
-        <m:d>
-          <m:dPr>
-            <m:begChr m:val="|"/>
-            <m:sepChr m:val=""/>
-            <m:endChr m:val="|"/>
-            <m:grow/>
-          </m:dPr>
-          <m:e>
-            <m:r>
-              <m:rPr>
-                <m:sty m:val="b"/>
-              </m:rPr>
-              <m:t>q</m:t>
-            </m:r>
-          </m:e>
-        </m:d>
+        <m:r>
+          <m:rPr>
+            <m:sty m:val="p"/>
+          </m:rPr>
+          <m:t>|</m:t>
+        </m:r>
+        <m:r>
+          <m:rPr>
+            <m:sty m:val="b"/>
+          </m:rPr>
+          <m:t>q</m:t>
+        </m:r>
+        <m:r>
+          <m:rPr>
+            <m:sty m:val="p"/>
+          </m:rPr>
+          <m:t>|</m:t>
+        </m:r>
         <m:r>
           <m:rPr>
             <m:sty m:val="p"/>
@@ -6211,27 +6309,29 @@
               </m:rPr>
               <m:t>+</m:t>
             </m:r>
+            <m:r>
+              <m:rPr>
+                <m:sty m:val="p"/>
+              </m:rPr>
+              <m:t>(</m:t>
+            </m:r>
+            <m:r>
+              <m:rPr>
+                <m:sty m:val="p"/>
+              </m:rPr>
+              <m:t>−</m:t>
+            </m:r>
+            <m:r>
+              <m:t>3</m:t>
+            </m:r>
             <m:sSup>
               <m:e>
-                <m:d>
-                  <m:dPr>
-                    <m:begChr m:val="("/>
-                    <m:sepChr m:val=""/>
-                    <m:endChr m:val=")"/>
-                    <m:grow/>
-                  </m:dPr>
-                  <m:e>
-                    <m:r>
-                      <m:rPr>
-                        <m:sty m:val="p"/>
-                      </m:rPr>
-                      <m:t>−</m:t>
-                    </m:r>
-                    <m:r>
-                      <m:t>3</m:t>
-                    </m:r>
-                  </m:e>
-                </m:d>
+                <m:r>
+                  <m:rPr>
+                    <m:sty m:val="p"/>
+                  </m:rPr>
+                  <m:t>)</m:t>
+                </m:r>
               </m:e>
               <m:sup>
                 <m:r>
@@ -6480,22 +6580,24 @@
         <w:t xml:space="preserve"> </w:t>
       </w:r>
       <m:oMath>
-        <m:d>
-          <m:dPr>
-            <m:begChr m:val="|"/>
-            <m:sepChr m:val=""/>
-            <m:endChr m:val="|"/>
-            <m:grow/>
-          </m:dPr>
-          <m:e>
-            <m:r>
-              <m:rPr>
-                <m:sty m:val="b"/>
-              </m:rPr>
-              <m:t>u</m:t>
-            </m:r>
-          </m:e>
-        </m:d>
+        <m:r>
+          <m:rPr>
+            <m:sty m:val="p"/>
+          </m:rPr>
+          <m:t>|</m:t>
+        </m:r>
+        <m:r>
+          <m:rPr>
+            <m:sty m:val="b"/>
+          </m:rPr>
+          <m:t>u</m:t>
+        </m:r>
+        <m:r>
+          <m:rPr>
+            <m:sty m:val="p"/>
+          </m:rPr>
+          <m:t>|</m:t>
+        </m:r>
         <m:r>
           <m:rPr>
             <m:sty m:val="p"/>
@@ -6808,22 +6910,24 @@
         <w:t xml:space="preserve"> </w:t>
       </w:r>
       <m:oMath>
-        <m:d>
-          <m:dPr>
-            <m:begChr m:val="|"/>
-            <m:sepChr m:val=""/>
-            <m:endChr m:val="|"/>
-            <m:grow/>
-          </m:dPr>
-          <m:e>
-            <m:r>
-              <m:rPr>
-                <m:sty m:val="b"/>
-              </m:rPr>
-              <m:t>v</m:t>
-            </m:r>
-          </m:e>
-        </m:d>
+        <m:r>
+          <m:rPr>
+            <m:sty m:val="p"/>
+          </m:rPr>
+          <m:t>|</m:t>
+        </m:r>
+        <m:r>
+          <m:rPr>
+            <m:sty m:val="b"/>
+          </m:rPr>
+          <m:t>v</m:t>
+        </m:r>
+        <m:r>
+          <m:rPr>
+            <m:sty m:val="p"/>
+          </m:rPr>
+          <m:t>|</m:t>
+        </m:r>
         <m:r>
           <m:rPr>
             <m:sty m:val="p"/>
@@ -7148,8 +7252,8 @@
         </w:pict>
       </w:r>
     </w:p>
-    <w:bookmarkEnd w:id="22"/>
-    <w:bookmarkStart w:id="24" w:name="version-history-and-licensing"/>
+    <w:bookmarkEnd w:id="11"/>
+    <w:bookmarkStart w:id="13" w:name="version-history-and-licensing"/>
     <w:p>
       <w:pPr>
         <w:pStyle w:val="Heading2"/>
@@ -7182,7 +7286,7 @@
       <w:pPr>
         <w:pStyle w:val="FirstParagraph"/>
       </w:pPr>
-      <w:hyperlink r:id="rId23">
+      <w:hyperlink r:id="rId12">
         <w:r>
           <w:rPr>
             <w:rStyle w:val="Hyperlink"/>
@@ -7191,7 +7295,7 @@
         </w:r>
       </w:hyperlink>
     </w:p>
-    <w:bookmarkEnd w:id="24"/>
+    <w:bookmarkEnd w:id="13"/>
     <w:sectPr>
       <w:pgSz w:h="15840" w:w="12240"/>
       <w:pgMar w:bottom="1440" w:footer="720" w:gutter="0" w:header="720" w:left="1440" w:right="1440" w:top="1440"/>
